--- a/CA1 - Strategic Thinking - Part 1.docx
+++ b/CA1 - Strategic Thinking - Part 1.docx
@@ -11,7 +11,7 @@
         <mc:AlternateContent>
           <mc:Choice Requires="wpg">
             <w:drawing>
-              <wp:anchor distT="0" distB="0" distL="114300" distR="114300" simplePos="0" relativeHeight="251656704" behindDoc="0" locked="0" layoutInCell="1" hidden="0" allowOverlap="1" wp14:anchorId="6BEA538D" wp14:editId="17944A14">
+              <wp:anchor distT="0" distB="0" distL="114300" distR="114300" simplePos="0" relativeHeight="251659264" behindDoc="0" locked="0" layoutInCell="1" hidden="0" allowOverlap="1" wp14:anchorId="17182E05" wp14:editId="15AA23D4">
                 <wp:simplePos x="0" y="0"/>
                 <wp:positionH relativeFrom="page">
                   <wp:posOffset>428625</wp:posOffset>
@@ -150,7 +150,7 @@
           </mc:Choice>
           <mc:Fallback>
             <w:pict>
-              <v:group id="Group 1728545881" o:spid="_x0000_s1026" style="position:absolute;margin-left:33.75pt;margin-top:-92.15pt;width:18pt;height:819.15pt;z-index:251656704;mso-position-horizontal-relative:page;mso-position-vertical-relative:margin" coordorigin="52317" coordsize="2286,75600" o:gfxdata="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">
+              <v:group id="Group 1728545881" o:spid="_x0000_s1026" style="position:absolute;margin-left:33.75pt;margin-top:-92.15pt;width:18pt;height:819.15pt;z-index:251659264;mso-position-horizontal-relative:page;mso-position-vertical-relative:margin" coordorigin="52317" coordsize="2286,75600" o:gfxdata="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">
                 <v:group id="Group 150243782" o:spid="_x0000_s1027" style="position:absolute;left:52317;width:2286;height:75600" coordsize="2286,91440" o:gfxdata="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">
                   <v:rect id="Rectangle 1022607563" o:spid="_x0000_s1028" style="position:absolute;width:2286;height:91440;visibility:visible;mso-wrap-style:square;v-text-anchor:middle" o:gfxdata="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" filled="f" stroked="f">
                     <v:textbox inset="2.53958mm,2.53958mm,2.53958mm,2.53958mm">
@@ -201,7 +201,7 @@
           <w:lang w:val="pt-BR" w:eastAsia="pt-BR"/>
         </w:rPr>
         <w:drawing>
-          <wp:anchor distT="0" distB="0" distL="114300" distR="114300" simplePos="0" relativeHeight="251658752" behindDoc="0" locked="0" layoutInCell="1" hidden="0" allowOverlap="1" wp14:anchorId="2EEA8C80" wp14:editId="771CDCEB">
+          <wp:anchor distT="0" distB="0" distL="114300" distR="114300" simplePos="0" relativeHeight="251661312" behindDoc="0" locked="0" layoutInCell="1" hidden="0" allowOverlap="1" wp14:anchorId="3B2D345D" wp14:editId="503E9E0A">
             <wp:simplePos x="0" y="0"/>
             <wp:positionH relativeFrom="margin">
               <wp:posOffset>4174490</wp:posOffset>
@@ -919,7 +919,15 @@
           <w:sz w:val="28"/>
           <w:szCs w:val="28"/>
         </w:rPr>
-        <w:t xml:space="preserve"> understand the assessment requirements, </w:t>
+        <w:t xml:space="preserve"> understand the assessment requirements,</w:t>
+      </w:r>
+      <w:r>
+        <w:rPr>
+          <w:b/>
+          <w:sz w:val="28"/>
+          <w:szCs w:val="28"/>
+        </w:rPr>
+        <w:t xml:space="preserve"> exploring and refining the project topic, proposal structure, </w:t>
       </w:r>
     </w:p>
     <w:p>
@@ -931,7 +939,7 @@
         <mc:AlternateContent>
           <mc:Choice Requires="wps">
             <w:drawing>
-              <wp:anchor distT="0" distB="0" distL="114300" distR="114300" simplePos="0" relativeHeight="251657728" behindDoc="0" locked="0" layoutInCell="1" hidden="0" allowOverlap="1" wp14:anchorId="29541C15" wp14:editId="123C3B55">
+              <wp:anchor distT="0" distB="0" distL="114300" distR="114300" simplePos="0" relativeHeight="251660288" behindDoc="0" locked="0" layoutInCell="1" hidden="0" allowOverlap="1" wp14:anchorId="0D41BFB3" wp14:editId="2E63F63E">
                 <wp:simplePos x="0" y="0"/>
                 <wp:positionH relativeFrom="margin">
                   <wp:align>center</wp:align>
@@ -1053,7 +1061,7 @@
           </mc:Choice>
           <mc:Fallback>
             <w:pict>
-              <v:rect id="Rectangle 1728545882" o:spid="_x0000_s1031" style="position:absolute;margin-left:0;margin-top:38.75pt;width:456.75pt;height:226.5pt;z-index:251657728;visibility:visible;mso-wrap-style:square;mso-wrap-distance-left:9pt;mso-wrap-distance-top:0;mso-wrap-distance-right:9pt;mso-wrap-distance-bottom:0;mso-position-horizontal:center;mso-position-horizontal-relative:margin;mso-position-vertical:absolute;mso-position-vertical-relative:text;v-text-anchor:top" o:gfxdata="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" fillcolor="white [3201]" strokecolor="#156082 [3204]" strokeweight="2.25pt">
+              <v:rect id="Rectangle 1728545882" o:spid="_x0000_s1031" style="position:absolute;margin-left:0;margin-top:38.75pt;width:456.75pt;height:226.5pt;z-index:251660288;visibility:visible;mso-wrap-style:square;mso-wrap-distance-left:9pt;mso-wrap-distance-top:0;mso-wrap-distance-right:9pt;mso-wrap-distance-bottom:0;mso-position-horizontal:center;mso-position-horizontal-relative:margin;mso-position-vertical:absolute;mso-position-vertical-relative:text;v-text-anchor:top" o:gfxdata="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" fillcolor="white [3201]" strokecolor="#156082 [3204]" strokeweight="2.25pt">
                 <v:stroke startarrowwidth="narrow" startarrowlength="short" endarrowwidth="narrow" endarrowlength="short" joinstyle="round"/>
                 <v:textbox inset="2.53958mm,1.2694mm,2.53958mm,1.2694mm">
                   <w:txbxContent>
@@ -1179,25 +1187,17 @@
           <w:pPr>
             <w:pStyle w:val="CabealhodoSumrio"/>
             <w:rPr>
-              <w:lang w:val="pt-BR"/>
+              <w:lang w:val="en-IE"/>
             </w:rPr>
           </w:pPr>
-          <w:proofErr w:type="spellStart"/>
           <w:r>
             <w:rPr>
-              <w:lang w:val="pt-BR"/>
+              <w:lang w:val="en-IE"/>
             </w:rPr>
             <w:t>Contents</w:t>
           </w:r>
-          <w:proofErr w:type="spellEnd"/>
         </w:p>
-        <w:p>
-          <w:pPr>
-            <w:rPr>
-              <w:lang w:val="pt-BR"/>
-            </w:rPr>
-          </w:pPr>
-        </w:p>
+        <w:p/>
         <w:p>
           <w:pPr>
             <w:pStyle w:val="Sumrio1"/>
@@ -1889,16 +1889,7 @@
                 <w:sz w:val="24"/>
                 <w:szCs w:val="24"/>
               </w:rPr>
-              <w:t>Project Timelin</w:t>
-            </w:r>
-            <w:r>
-              <w:rPr>
-                <w:rStyle w:val="Hyperlink"/>
-                <w:noProof/>
-                <w:sz w:val="24"/>
-                <w:szCs w:val="24"/>
-              </w:rPr>
-              <w:t>e</w:t>
+              <w:t>Project Timeline</w:t>
             </w:r>
             <w:r>
               <w:rPr>
@@ -2389,6 +2380,108 @@
       <w:bookmarkEnd w:id="7"/>
     </w:p>
     <w:p/>
+    <w:p>
+      <w:pPr>
+        <w:ind w:firstLine="284"/>
+        <w:rPr>
+          <w:sz w:val="28"/>
+          <w:szCs w:val="28"/>
+        </w:rPr>
+      </w:pPr>
+      <w:proofErr w:type="spellStart"/>
+      <w:r>
+        <w:rPr>
+          <w:sz w:val="28"/>
+          <w:szCs w:val="28"/>
+        </w:rPr>
+        <w:t>DublinBikes</w:t>
+      </w:r>
+      <w:proofErr w:type="spellEnd"/>
+      <w:r>
+        <w:rPr>
+          <w:sz w:val="28"/>
+          <w:szCs w:val="28"/>
+        </w:rPr>
+        <w:t xml:space="preserve"> is a bicycle-sharing system that operates at different locations throughout the city of Dublin. The service allows registered users to pick up a bicycle at one station and return it to any other station in the system, meaning that they do not need to return it to the same lo</w:t>
+      </w:r>
+      <w:r>
+        <w:rPr>
+          <w:sz w:val="28"/>
+          <w:szCs w:val="28"/>
+        </w:rPr>
+        <w:t xml:space="preserve">cation where they collected it. </w:t>
+      </w:r>
+      <w:r>
+        <w:rPr>
+          <w:sz w:val="28"/>
+          <w:szCs w:val="28"/>
+        </w:rPr>
+        <w:t>The number of bicycles available at each station changes throughout the day, depending on how many bicycles are collected and returned by users. As a result, someone may arrive at a station and find no bicycles available, or find a station where all docking spaces are occupied by bicycles ready to be collected.</w:t>
+      </w:r>
+      <w:r>
+        <w:rPr>
+          <w:sz w:val="28"/>
+          <w:szCs w:val="28"/>
+        </w:rPr>
+        <w:t xml:space="preserve"> </w:t>
+      </w:r>
+      <w:r>
+        <w:rPr>
+          <w:sz w:val="28"/>
+          <w:szCs w:val="28"/>
+        </w:rPr>
+        <w:t xml:space="preserve">Focusing on the problem of users arriving at a station and finding no bicycles available, this project proposes using historical data from </w:t>
+      </w:r>
+      <w:proofErr w:type="spellStart"/>
+      <w:r>
+        <w:rPr>
+          <w:sz w:val="28"/>
+          <w:szCs w:val="28"/>
+        </w:rPr>
+        <w:t>DublinBikes</w:t>
+      </w:r>
+      <w:proofErr w:type="spellEnd"/>
+      <w:r>
+        <w:rPr>
+          <w:sz w:val="28"/>
+          <w:szCs w:val="28"/>
+        </w:rPr>
+        <w:t xml:space="preserve"> stations, together with Machine Learning techniques, to investigate whether bicycle shortages can be pred</w:t>
+      </w:r>
+      <w:r>
+        <w:rPr>
+          <w:sz w:val="28"/>
+          <w:szCs w:val="28"/>
+        </w:rPr>
+        <w:t>icted in advance.</w:t>
+      </w:r>
+    </w:p>
+    <w:p>
+      <w:pPr>
+        <w:ind w:firstLine="284"/>
+      </w:pPr>
+      <w:r>
+        <w:rPr>
+          <w:sz w:val="28"/>
+          <w:szCs w:val="28"/>
+        </w:rPr>
+        <w:t>More specifically, the aim is to predict whether a station will have no bicycles available 30 minutes after a given observation time, or whether at least one b</w:t>
+      </w:r>
+      <w:r>
+        <w:rPr>
+          <w:sz w:val="28"/>
+          <w:szCs w:val="28"/>
+        </w:rPr>
+        <w:t xml:space="preserve">icycle will still be available. </w:t>
+      </w:r>
+      <w:r>
+        <w:rPr>
+          <w:sz w:val="28"/>
+          <w:szCs w:val="28"/>
+        </w:rPr>
+        <w:t>The predictions will then be evaluated to determine whether they could help monitor station availability and support operational decision-making.</w:t>
+      </w:r>
+    </w:p>
     <w:p/>
     <w:p/>
     <w:p>
@@ -2419,6 +2512,41 @@
           <w:szCs w:val="28"/>
         </w:rPr>
       </w:pPr>
+      <w:r>
+        <w:rPr>
+          <w:sz w:val="28"/>
+          <w:szCs w:val="28"/>
+        </w:rPr>
+        <w:t>Looking at the problem as a whole, one of the operational challenges of bicycle-sharing systems with fixed stations is maintaining a sufficient number of bicycle</w:t>
+      </w:r>
+      <w:r>
+        <w:rPr>
+          <w:sz w:val="28"/>
+          <w:szCs w:val="28"/>
+        </w:rPr>
+        <w:t xml:space="preserve">s available throughout the day. </w:t>
+      </w:r>
+      <w:r>
+        <w:rPr>
+          <w:sz w:val="28"/>
+          <w:szCs w:val="28"/>
+        </w:rPr>
+        <w:t>If a user arrives at a station and finds no bicycles available, they cannot use the bicycle-sharing service from that location until another user returns a bicycle.</w:t>
+      </w:r>
+      <w:r>
+        <w:rPr>
+          <w:sz w:val="28"/>
+          <w:szCs w:val="28"/>
+        </w:rPr>
+        <w:t xml:space="preserve"> </w:t>
+      </w:r>
+      <w:r>
+        <w:rPr>
+          <w:sz w:val="28"/>
+          <w:szCs w:val="28"/>
+        </w:rPr>
+        <w:t>By analysing station availability data, it may be possible to identify patterns that could help predict when these situations are likely to occur and potentially help prevent them.</w:t>
+      </w:r>
     </w:p>
     <w:p>
       <w:pPr>
@@ -2427,6 +2555,59 @@
           <w:sz w:val="28"/>
           <w:szCs w:val="28"/>
         </w:rPr>
+      </w:pPr>
+      <w:r>
+        <w:rPr>
+          <w:sz w:val="28"/>
+          <w:szCs w:val="28"/>
+        </w:rPr>
+        <w:t>Therefore, the business problem addressed in this project is to identify, in advance, which stations are at risk of running out of bicycles within a short period of time.</w:t>
+      </w:r>
+      <w:r>
+        <w:rPr>
+          <w:sz w:val="28"/>
+          <w:szCs w:val="28"/>
+        </w:rPr>
+        <w:t xml:space="preserve"> </w:t>
+      </w:r>
+      <w:r>
+        <w:rPr>
+          <w:sz w:val="28"/>
+          <w:szCs w:val="28"/>
+        </w:rPr>
+        <w:t xml:space="preserve">Using a dataset obtained from the data.gov.ie website, the project will evaluate classification models capable of predicting whether a </w:t>
+      </w:r>
+      <w:r>
+        <w:rPr>
+          <w:sz w:val="28"/>
+          <w:szCs w:val="28"/>
+        </w:rPr>
+        <w:lastRenderedPageBreak/>
+        <w:t>station will run out of bicycles within a 30-minute period.</w:t>
+      </w:r>
+      <w:r>
+        <w:rPr>
+          <w:sz w:val="28"/>
+          <w:szCs w:val="28"/>
+        </w:rPr>
+        <w:t xml:space="preserve"> </w:t>
+      </w:r>
+      <w:r>
+        <w:rPr>
+          <w:sz w:val="28"/>
+          <w:szCs w:val="28"/>
+        </w:rPr>
+        <w:t>It is important to note that the proposed system is not intended to replace human decision-making. Its purpose is to provide information that can support operational decisions rather than make them automatically.</w:t>
+      </w:r>
+    </w:p>
+    <w:p>
+      <w:pPr>
+        <w:ind w:firstLine="284"/>
+      </w:pPr>
+    </w:p>
+    <w:p>
+      <w:pPr>
+        <w:ind w:firstLine="284"/>
       </w:pPr>
     </w:p>
     <w:p>
@@ -2463,9 +2644,281 @@
       <w:pPr>
         <w:ind w:firstLine="284"/>
         <w:rPr>
+          <w:sz w:val="32"/>
+          <w:szCs w:val="32"/>
           <w:lang w:eastAsia="pt-BR"/>
         </w:rPr>
       </w:pPr>
+      <w:r>
+        <w:rPr>
+          <w:sz w:val="32"/>
+          <w:szCs w:val="32"/>
+          <w:lang w:eastAsia="pt-BR"/>
+        </w:rPr>
+        <w:t xml:space="preserve">3.1 </w:t>
+      </w:r>
+      <w:r>
+        <w:rPr>
+          <w:sz w:val="32"/>
+          <w:szCs w:val="32"/>
+          <w:lang w:eastAsia="pt-BR"/>
+        </w:rPr>
+        <w:t>Aim</w:t>
+      </w:r>
+    </w:p>
+    <w:p>
+      <w:pPr>
+        <w:ind w:firstLine="284"/>
+        <w:rPr>
+          <w:sz w:val="28"/>
+          <w:szCs w:val="28"/>
+          <w:lang w:eastAsia="pt-BR"/>
+        </w:rPr>
+      </w:pPr>
+      <w:r>
+        <w:rPr>
+          <w:sz w:val="28"/>
+          <w:szCs w:val="28"/>
+          <w:lang w:eastAsia="pt-BR"/>
+        </w:rPr>
+        <w:t xml:space="preserve">The aim of this project is to develop and evaluate a Machine Learning model capable of predicting, 30 minutes in advance, whether a </w:t>
+      </w:r>
+      <w:proofErr w:type="spellStart"/>
+      <w:r>
+        <w:rPr>
+          <w:sz w:val="28"/>
+          <w:szCs w:val="28"/>
+          <w:lang w:eastAsia="pt-BR"/>
+        </w:rPr>
+        <w:t>DublinBikes</w:t>
+      </w:r>
+      <w:proofErr w:type="spellEnd"/>
+      <w:r>
+        <w:rPr>
+          <w:sz w:val="28"/>
+          <w:szCs w:val="28"/>
+          <w:lang w:eastAsia="pt-BR"/>
+        </w:rPr>
+        <w:t xml:space="preserve"> station will have no bicycles available. The project will use historical station-status data, including the number of available bicycles, available docking spaces, station capacity and time-related information. The study will also assess the potential of these predictions to suppo</w:t>
+      </w:r>
+      <w:r>
+        <w:rPr>
+          <w:sz w:val="28"/>
+          <w:szCs w:val="28"/>
+          <w:lang w:eastAsia="pt-BR"/>
+        </w:rPr>
+        <w:t>rt operational decision-making.</w:t>
+      </w:r>
+    </w:p>
+    <w:p>
+      <w:pPr>
+        <w:ind w:firstLine="284"/>
+        <w:rPr>
+          <w:lang w:eastAsia="pt-BR"/>
+        </w:rPr>
+      </w:pPr>
+    </w:p>
+    <w:p>
+      <w:pPr>
+        <w:ind w:firstLine="284"/>
+        <w:rPr>
+          <w:sz w:val="32"/>
+          <w:szCs w:val="32"/>
+          <w:lang w:eastAsia="pt-BR"/>
+        </w:rPr>
+      </w:pPr>
+      <w:r>
+        <w:rPr>
+          <w:sz w:val="32"/>
+          <w:szCs w:val="32"/>
+          <w:lang w:eastAsia="pt-BR"/>
+        </w:rPr>
+        <w:t>3.2 Objectives</w:t>
+      </w:r>
+    </w:p>
+    <w:p>
+      <w:pPr>
+        <w:rPr>
+          <w:sz w:val="28"/>
+          <w:szCs w:val="28"/>
+          <w:lang w:eastAsia="pt-BR"/>
+        </w:rPr>
+      </w:pPr>
+      <w:r>
+        <w:rPr>
+          <w:sz w:val="28"/>
+          <w:szCs w:val="28"/>
+          <w:lang w:eastAsia="pt-BR"/>
+        </w:rPr>
+        <w:t xml:space="preserve">- </w:t>
+      </w:r>
+      <w:r>
+        <w:rPr>
+          <w:sz w:val="28"/>
+          <w:szCs w:val="28"/>
+          <w:lang w:eastAsia="pt-BR"/>
+        </w:rPr>
+        <w:t xml:space="preserve">To analyse historical </w:t>
+      </w:r>
+      <w:proofErr w:type="spellStart"/>
+      <w:r>
+        <w:rPr>
+          <w:sz w:val="28"/>
+          <w:szCs w:val="28"/>
+          <w:lang w:eastAsia="pt-BR"/>
+        </w:rPr>
+        <w:t>DublinBikes</w:t>
+      </w:r>
+      <w:proofErr w:type="spellEnd"/>
+      <w:r>
+        <w:rPr>
+          <w:sz w:val="28"/>
+          <w:szCs w:val="28"/>
+          <w:lang w:eastAsia="pt-BR"/>
+        </w:rPr>
+        <w:t xml:space="preserve"> station data and identify temporal and station-level patterns associated with bicycle availability and stock-outs.</w:t>
+      </w:r>
+    </w:p>
+    <w:p>
+      <w:pPr>
+        <w:rPr>
+          <w:sz w:val="28"/>
+          <w:szCs w:val="28"/>
+          <w:lang w:eastAsia="pt-BR"/>
+        </w:rPr>
+      </w:pPr>
+      <w:r>
+        <w:rPr>
+          <w:sz w:val="28"/>
+          <w:szCs w:val="28"/>
+          <w:lang w:eastAsia="pt-BR"/>
+        </w:rPr>
+        <w:t xml:space="preserve">- </w:t>
+      </w:r>
+      <w:r>
+        <w:rPr>
+          <w:sz w:val="28"/>
+          <w:szCs w:val="28"/>
+          <w:lang w:eastAsia="pt-BR"/>
+        </w:rPr>
+        <w:t xml:space="preserve">To clean and </w:t>
+      </w:r>
+      <w:proofErr w:type="spellStart"/>
+      <w:r>
+        <w:rPr>
+          <w:sz w:val="28"/>
+          <w:szCs w:val="28"/>
+          <w:lang w:eastAsia="pt-BR"/>
+        </w:rPr>
+        <w:t>preprocess</w:t>
+      </w:r>
+      <w:proofErr w:type="spellEnd"/>
+      <w:r>
+        <w:rPr>
+          <w:sz w:val="28"/>
+          <w:szCs w:val="28"/>
+          <w:lang w:eastAsia="pt-BR"/>
+        </w:rPr>
+        <w:t xml:space="preserve"> the dataset and create a binary target indicating whether a station will have zero bicycles available 30 minutes later.</w:t>
+      </w:r>
+    </w:p>
+    <w:p>
+      <w:pPr>
+        <w:rPr>
+          <w:sz w:val="28"/>
+          <w:szCs w:val="28"/>
+          <w:lang w:eastAsia="pt-BR"/>
+        </w:rPr>
+      </w:pPr>
+      <w:r>
+        <w:rPr>
+          <w:sz w:val="28"/>
+          <w:szCs w:val="28"/>
+          <w:lang w:eastAsia="pt-BR"/>
+        </w:rPr>
+        <w:t xml:space="preserve">- </w:t>
+      </w:r>
+      <w:r>
+        <w:rPr>
+          <w:sz w:val="28"/>
+          <w:szCs w:val="28"/>
+          <w:lang w:eastAsia="pt-BR"/>
+        </w:rPr>
+        <w:t>To develop relevant availability and time-based features for predictive modelling while avoiding data leakage.</w:t>
+      </w:r>
+    </w:p>
+    <w:p>
+      <w:pPr>
+        <w:rPr>
+          <w:sz w:val="28"/>
+          <w:szCs w:val="28"/>
+          <w:lang w:eastAsia="pt-BR"/>
+        </w:rPr>
+      </w:pPr>
+      <w:r>
+        <w:rPr>
+          <w:sz w:val="28"/>
+          <w:szCs w:val="28"/>
+          <w:lang w:eastAsia="pt-BR"/>
+        </w:rPr>
+        <w:t xml:space="preserve">- </w:t>
+      </w:r>
+      <w:r>
+        <w:rPr>
+          <w:sz w:val="28"/>
+          <w:szCs w:val="28"/>
+          <w:lang w:eastAsia="pt-BR"/>
+        </w:rPr>
+        <w:t>To develop and compare suitable classification models, including Logistic Regression, Decision Tree and Random Forest.</w:t>
+      </w:r>
+    </w:p>
+    <w:p>
+      <w:pPr>
+        <w:rPr>
+          <w:sz w:val="28"/>
+          <w:szCs w:val="28"/>
+          <w:lang w:eastAsia="pt-BR"/>
+        </w:rPr>
+      </w:pPr>
+      <w:r>
+        <w:rPr>
+          <w:sz w:val="28"/>
+          <w:szCs w:val="28"/>
+          <w:lang w:eastAsia="pt-BR"/>
+        </w:rPr>
+        <w:t xml:space="preserve">- </w:t>
+      </w:r>
+      <w:r>
+        <w:rPr>
+          <w:sz w:val="28"/>
+          <w:szCs w:val="28"/>
+          <w:lang w:eastAsia="pt-BR"/>
+        </w:rPr>
+        <w:t>To evaluate the models using appropriate classification metrics and interpret the results from an operational and business perspective.</w:t>
+      </w:r>
+    </w:p>
+    <w:p>
+      <w:pPr>
+        <w:rPr>
+          <w:lang w:eastAsia="pt-BR"/>
+        </w:rPr>
+      </w:pPr>
+    </w:p>
+    <w:p>
+      <w:pPr>
+        <w:ind w:firstLine="284"/>
+        <w:rPr>
+          <w:lang w:eastAsia="pt-BR"/>
+        </w:rPr>
+      </w:pPr>
+      <w:r>
+        <w:rPr>
+          <w:sz w:val="28"/>
+          <w:szCs w:val="28"/>
+          <w:lang w:eastAsia="pt-BR"/>
+        </w:rPr>
+        <w:t>From a business perspective, the objective is to support the earlier identification of stations at greater risk of running out of bicycles, providing information that could assist station-availability monitoring and operational planning.</w:t>
+      </w:r>
     </w:p>
     <w:p>
       <w:pPr>
@@ -2501,8 +2954,6 @@
     <w:p>
       <w:pPr>
         <w:rPr>
-          <w:sz w:val="28"/>
-          <w:szCs w:val="28"/>
           <w:lang w:eastAsia="pt-BR"/>
         </w:rPr>
       </w:pPr>
@@ -2516,6 +2967,72 @@
           <w:lang w:eastAsia="pt-BR"/>
         </w:rPr>
       </w:pPr>
+      <w:r>
+        <w:rPr>
+          <w:sz w:val="28"/>
+          <w:szCs w:val="28"/>
+          <w:lang w:eastAsia="pt-BR"/>
+        </w:rPr>
+        <w:t xml:space="preserve">The project will initially use data from March 2026 on the status of </w:t>
+      </w:r>
+      <w:proofErr w:type="spellStart"/>
+      <w:r>
+        <w:rPr>
+          <w:sz w:val="28"/>
+          <w:szCs w:val="28"/>
+          <w:lang w:eastAsia="pt-BR"/>
+        </w:rPr>
+        <w:t>DublinBikes</w:t>
+      </w:r>
+      <w:proofErr w:type="spellEnd"/>
+      <w:r>
+        <w:rPr>
+          <w:sz w:val="28"/>
+          <w:szCs w:val="28"/>
+          <w:lang w:eastAsia="pt-BR"/>
+        </w:rPr>
+        <w:t xml:space="preserve"> stations, pu</w:t>
+      </w:r>
+      <w:r>
+        <w:rPr>
+          <w:sz w:val="28"/>
+          <w:szCs w:val="28"/>
+          <w:lang w:eastAsia="pt-BR"/>
+        </w:rPr>
+        <w:t xml:space="preserve">blished by Dublin City Council. </w:t>
+      </w:r>
+      <w:r>
+        <w:rPr>
+          <w:sz w:val="28"/>
+          <w:szCs w:val="28"/>
+          <w:lang w:eastAsia="pt-BR"/>
+        </w:rPr>
+        <w:t>The work will include data cleaning and preparation, Exploratory Data Analysis (EDA), the creation of the target variable, feature engineering, and</w:t>
+      </w:r>
+      <w:r>
+        <w:rPr>
+          <w:sz w:val="28"/>
+          <w:szCs w:val="28"/>
+          <w:lang w:eastAsia="pt-BR"/>
+        </w:rPr>
+        <w:t xml:space="preserve"> the evaluation of the results. </w:t>
+      </w:r>
+      <w:r>
+        <w:rPr>
+          <w:sz w:val="28"/>
+          <w:szCs w:val="28"/>
+          <w:lang w:eastAsia="pt-BR"/>
+        </w:rPr>
+        <w:t>The algorithms initially considered for this project are Logistic Regression, De</w:t>
+      </w:r>
+      <w:r>
+        <w:rPr>
+          <w:sz w:val="28"/>
+          <w:szCs w:val="28"/>
+          <w:lang w:eastAsia="pt-BR"/>
+        </w:rPr>
+        <w:t>cision Tree, and Random Forest.</w:t>
+      </w:r>
     </w:p>
     <w:p>
       <w:pPr>
@@ -2523,6 +3040,54 @@
         <w:rPr>
           <w:sz w:val="28"/>
           <w:szCs w:val="28"/>
+          <w:lang w:eastAsia="pt-BR"/>
+        </w:rPr>
+      </w:pPr>
+      <w:r>
+        <w:rPr>
+          <w:sz w:val="28"/>
+          <w:szCs w:val="28"/>
+          <w:lang w:eastAsia="pt-BR"/>
+        </w:rPr>
+        <w:t>As previously mentioned, the main focus will be on predicting bicycle shortages within a short period of time. Therefore, the project does not aim to develop a complete bicycle redistribution system or a route optimisation system.</w:t>
+      </w:r>
+      <w:r>
+        <w:rPr>
+          <w:sz w:val="28"/>
+          <w:szCs w:val="28"/>
+          <w:lang w:eastAsia="pt-BR"/>
+        </w:rPr>
+        <w:t xml:space="preserve"> </w:t>
+      </w:r>
+      <w:r>
+        <w:rPr>
+          <w:sz w:val="28"/>
+          <w:szCs w:val="28"/>
+          <w:lang w:eastAsia="pt-BR"/>
+        </w:rPr>
+        <w:t>Real-time implementation, the prediction of individual user behaviour, weather conditions, and automated operational decision-making are also outside the initial scope of the project</w:t>
+      </w:r>
+      <w:r>
+        <w:rPr>
+          <w:sz w:val="28"/>
+          <w:szCs w:val="28"/>
+          <w:lang w:eastAsia="pt-BR"/>
+        </w:rPr>
+        <w:t>.</w:t>
+      </w:r>
+    </w:p>
+    <w:p>
+      <w:pPr>
+        <w:ind w:firstLine="284"/>
+        <w:rPr>
+          <w:lang w:eastAsia="pt-BR"/>
+        </w:rPr>
+      </w:pPr>
+    </w:p>
+    <w:p>
+      <w:pPr>
+        <w:ind w:firstLine="284"/>
+        <w:rPr>
           <w:lang w:eastAsia="pt-BR"/>
         </w:rPr>
       </w:pPr>
@@ -2631,6 +3196,7 @@
         <w:rPr>
           <w:color w:val="auto"/>
         </w:rPr>
+        <w:lastRenderedPageBreak/>
         <w:t>Project Timeline</w:t>
       </w:r>
     </w:p>
@@ -2676,7 +3242,49 @@
           <w:color w:val="auto"/>
           <w:lang w:eastAsia="pt-BR"/>
         </w:rPr>
-        <w:t xml:space="preserve">10. </w:t>
+        <w:t>10. References</w:t>
+      </w:r>
+    </w:p>
+    <w:p>
+      <w:pPr>
+        <w:rPr>
+          <w:lang w:eastAsia="pt-BR"/>
+        </w:rPr>
+      </w:pPr>
+    </w:p>
+    <w:p>
+      <w:pPr>
+        <w:rPr>
+          <w:lang w:eastAsia="pt-BR"/>
+        </w:rPr>
+      </w:pPr>
+    </w:p>
+    <w:p>
+      <w:pPr>
+        <w:rPr>
+          <w:lang w:eastAsia="pt-BR"/>
+        </w:rPr>
+      </w:pPr>
+    </w:p>
+    <w:p>
+      <w:pPr>
+        <w:pStyle w:val="Ttulo1"/>
+        <w:spacing w:after="0"/>
+        <w:rPr>
+          <w:color w:val="auto"/>
+        </w:rPr>
+      </w:pPr>
+      <w:r>
+        <w:rPr>
+          <w:color w:val="auto"/>
+        </w:rPr>
+        <w:t xml:space="preserve">    </w:t>
+      </w:r>
+      <w:r>
+        <w:rPr>
+          <w:color w:val="auto"/>
+        </w:rPr>
+        <w:t>11.</w:t>
       </w:r>
       <w:r>
         <w:rPr>
@@ -2684,56 +3292,6 @@
           <w:color w:val="auto"/>
           <w:lang w:eastAsia="pt-BR"/>
         </w:rPr>
-        <w:t>References</w:t>
-      </w:r>
-    </w:p>
-    <w:p>
-      <w:pPr>
-        <w:rPr>
-          <w:lang w:eastAsia="pt-BR"/>
-        </w:rPr>
-      </w:pPr>
-    </w:p>
-    <w:p>
-      <w:pPr>
-        <w:rPr>
-          <w:lang w:eastAsia="pt-BR"/>
-        </w:rPr>
-      </w:pPr>
-    </w:p>
-    <w:p>
-      <w:pPr>
-        <w:rPr>
-          <w:lang w:eastAsia="pt-BR"/>
-        </w:rPr>
-      </w:pPr>
-    </w:p>
-    <w:p>
-      <w:pPr>
-        <w:pStyle w:val="Ttulo1"/>
-        <w:spacing w:after="0"/>
-        <w:rPr>
-          <w:color w:val="auto"/>
-        </w:rPr>
-      </w:pPr>
-      <w:r>
-        <w:rPr>
-          <w:color w:val="auto"/>
-        </w:rPr>
-        <w:t xml:space="preserve"> </w:t>
-      </w:r>
-      <w:r>
-        <w:rPr>
-          <w:color w:val="auto"/>
-        </w:rPr>
-        <w:t xml:space="preserve">   11.</w:t>
-      </w:r>
-      <w:r>
-        <w:rPr>
-          <w:noProof/>
-          <w:color w:val="auto"/>
-          <w:lang w:eastAsia="pt-BR"/>
-        </w:rPr>
         <w:t xml:space="preserve"> Appendix</w:t>
       </w:r>
     </w:p>
@@ -2759,8 +3317,6 @@
         </w:rPr>
         <w:t>11.1</w:t>
       </w:r>
-      <w:bookmarkStart w:id="8" w:name="_GoBack"/>
-      <w:bookmarkEnd w:id="8"/>
       <w:r>
         <w:rPr>
           <w:sz w:val="32"/>
@@ -2815,7 +3371,7 @@
           <w:lang w:val="pt-BR" w:eastAsia="pt-BR"/>
         </w:rPr>
         <w:drawing>
-          <wp:inline distT="0" distB="0" distL="0" distR="0" wp14:anchorId="53034037" wp14:editId="1E1E9D62">
+          <wp:inline distT="0" distB="0" distL="0" distR="0" wp14:anchorId="4BEA758D" wp14:editId="7CAC7191">
             <wp:extent cx="5731510" cy="2432685"/>
             <wp:effectExtent l="0" t="0" r="2540" b="5715"/>
             <wp:docPr id="4" name="Imagem 4"/>
@@ -2857,6 +3413,7 @@
         </w:drawing>
       </w:r>
     </w:p>
+    <w:p/>
     <w:p>
       <w:pPr>
         <w:pStyle w:val="PargrafodaLista"/>
@@ -2924,7 +3481,7 @@
           <w:lang w:val="pt-BR" w:eastAsia="pt-BR"/>
         </w:rPr>
         <w:drawing>
-          <wp:inline distT="0" distB="0" distL="0" distR="0" wp14:anchorId="50514015" wp14:editId="1EB4A06F">
+          <wp:inline distT="0" distB="0" distL="0" distR="0" wp14:anchorId="7E8DD596" wp14:editId="2247DCE5">
             <wp:extent cx="5731510" cy="2384425"/>
             <wp:effectExtent l="0" t="0" r="2540" b="0"/>
             <wp:docPr id="5" name="Imagem 5"/>
@@ -3058,7 +3615,7 @@
           <w:lang w:val="pt-BR" w:eastAsia="pt-BR"/>
         </w:rPr>
         <w:drawing>
-          <wp:inline distT="0" distB="0" distL="0" distR="0" wp14:anchorId="366E930D" wp14:editId="49F0E5BC">
+          <wp:inline distT="0" distB="0" distL="0" distR="0" wp14:anchorId="39F20B58" wp14:editId="15A9F3C1">
             <wp:extent cx="5731510" cy="2404745"/>
             <wp:effectExtent l="0" t="0" r="2540" b="0"/>
             <wp:docPr id="6" name="Imagem 6"/>
@@ -3109,12 +3666,8 @@
       </w:pPr>
     </w:p>
     <w:p>
-      <w:pPr>
-        <w:rPr>
-          <w:sz w:val="28"/>
-          <w:szCs w:val="28"/>
-        </w:rPr>
-      </w:pPr>
+      <w:bookmarkStart w:id="8" w:name="_GoBack"/>
+      <w:bookmarkEnd w:id="8"/>
     </w:p>
     <w:sectPr>
       <w:footerReference w:type="default" r:id="rId19"/>
@@ -3235,7 +3788,7 @@
       <w:rPr>
         <w:noProof/>
       </w:rPr>
-      <w:t>2</w:t>
+      <w:t>5</w:t>
     </w:r>
     <w:r>
       <w:fldChar w:fldCharType="end"/>
@@ -6643,19 +7196,16 @@
   <a:extraClrSchemeLst/>
   <a:extLst>
     <a:ext uri="{05A4C25C-085E-4340-85A3-A5531E510DB2}">
-      <thm15:themeFamily xmlns:thm15="http://schemas.microsoft.com/office/thememl/2012/main" xmlns="" name="Office Theme" id="{62F939B6-93AF-4DB8-9C6B-D6C7DFDC589F}" vid="{4A3C46E8-61CC-4603-A589-7422A47A8E4A}"/>
+      <thm15:themeFamily xmlns="" xmlns:thm15="http://schemas.microsoft.com/office/thememl/2012/main" name="Office Theme" id="{62F939B6-93AF-4DB8-9C6B-D6C7DFDC589F}" vid="{4A3C46E8-61CC-4603-A589-7422A47A8E4A}"/>
     </a:ext>
   </a:extLst>
 </a:theme>
 </file>
 
 <file path=customXml/item1.xml><?xml version="1.0" encoding="utf-8"?>
-<?mso-contentType ?>
-<FormTemplates xmlns="http://schemas.microsoft.com/sharepoint/v3/contenttype/forms">
-  <Display>DocumentLibraryForm</Display>
-  <Edit>DocumentLibraryForm</Edit>
-  <New>DocumentLibraryForm</New>
-</FormTemplates>
+<go:gDocsCustomXmlDataStorage xmlns:go="http://customooxmlschemas.google.com/" xmlns:r="http://schemas.openxmlformats.org/officeDocument/2006/relationships" uri="GoogleDocsCustomDataVersion2">
+  <go:docsCustomData xmlns:go="http://customooxmlschemas.google.com/" roundtripDataSignature="AMtx7miehlgh2pzFvkmpnhkVaeODs3Wnuw==">CgMxLjAyCGguZ2pkZ3hzMgloLjMwajB6bGwyCWguMWZvYjl0ZTIJaC4zem55c2g3MgloLjJldDkycDAyDmgua2ZranMzcndsMmMxOAByITF6bEVRVXYyWkdtTjZWemdfYk5uaGpmb0x1c2hhYUo3dw==</go:docsCustomData>
+</go:gDocsCustomXmlDataStorage>
 </file>
 
 <file path=customXml/item2.xml><?xml version="1.0" encoding="utf-8"?>
@@ -6667,9 +7217,12 @@
 </file>
 
 <file path=customXml/item3.xml><?xml version="1.0" encoding="utf-8"?>
-<go:gDocsCustomXmlDataStorage xmlns:go="http://customooxmlschemas.google.com/" xmlns:r="http://schemas.openxmlformats.org/officeDocument/2006/relationships" uri="GoogleDocsCustomDataVersion2">
-  <go:docsCustomData xmlns:go="http://customooxmlschemas.google.com/" roundtripDataSignature="AMtx7miehlgh2pzFvkmpnhkVaeODs3Wnuw==">CgMxLjAyCGguZ2pkZ3hzMgloLjMwajB6bGwyCWguMWZvYjl0ZTIJaC4zem55c2g3MgloLjJldDkycDAyDmgua2ZranMzcndsMmMxOAByITF6bEVRVXYyWkdtTjZWemdfYk5uaGpmb0x1c2hhYUo3dw==</go:docsCustomData>
-</go:gDocsCustomXmlDataStorage>
+<?mso-contentType ?>
+<FormTemplates xmlns="http://schemas.microsoft.com/sharepoint/v3/contenttype/forms">
+  <Display>DocumentLibraryForm</Display>
+  <Edit>DocumentLibraryForm</Edit>
+  <New>DocumentLibraryForm</New>
+</FormTemplates>
 </file>
 
 <file path=customXml/item4.xml><?xml version="1.0" encoding="utf-8"?>
@@ -6827,9 +7380,10 @@
 </file>
 
 <file path=customXml/itemProps1.xml><?xml version="1.0" encoding="utf-8"?>
-<ds:datastoreItem xmlns:ds="http://schemas.openxmlformats.org/officeDocument/2006/customXml" ds:itemID="{AD64260C-1345-4C21-A804-B9FBE7B91489}">
+<ds:datastoreItem xmlns:ds="http://schemas.openxmlformats.org/officeDocument/2006/customXml" ds:itemID="{11111111-1234-1234-1234-123412341234}">
   <ds:schemaRefs>
-    <ds:schemaRef ds:uri="http://schemas.microsoft.com/sharepoint/v3/contenttype/forms"/>
+    <ds:schemaRef ds:uri="http://customooxmlschemas.google.com/"/>
+    <ds:schemaRef ds:uri="http://schemas.openxmlformats.org/officeDocument/2006/relationships"/>
   </ds:schemaRefs>
 </ds:datastoreItem>
 </file>
@@ -6845,10 +7399,9 @@
 </file>
 
 <file path=customXml/itemProps3.xml><?xml version="1.0" encoding="utf-8"?>
-<ds:datastoreItem xmlns:ds="http://schemas.openxmlformats.org/officeDocument/2006/customXml" ds:itemID="{11111111-1234-1234-1234-123412341234}">
+<ds:datastoreItem xmlns:ds="http://schemas.openxmlformats.org/officeDocument/2006/customXml" ds:itemID="{AD64260C-1345-4C21-A804-B9FBE7B91489}">
   <ds:schemaRefs>
-    <ds:schemaRef ds:uri="http://customooxmlschemas.google.com/"/>
-    <ds:schemaRef ds:uri="http://schemas.openxmlformats.org/officeDocument/2006/relationships"/>
+    <ds:schemaRef ds:uri="http://schemas.microsoft.com/sharepoint/v3/contenttype/forms"/>
   </ds:schemaRefs>
 </ds:datastoreItem>
 </file>
@@ -6872,7 +7425,7 @@
 </file>
 
 <file path=customXml/itemProps5.xml><?xml version="1.0" encoding="utf-8"?>
-<ds:datastoreItem xmlns:ds="http://schemas.openxmlformats.org/officeDocument/2006/customXml" ds:itemID="{E41887C0-75DC-442D-9365-3B6AB3564C8A}">
+<ds:datastoreItem xmlns:ds="http://schemas.openxmlformats.org/officeDocument/2006/customXml" ds:itemID="{3C2B7608-886A-4F88-88A4-E5C64843A6F7}">
   <ds:schemaRefs>
     <ds:schemaRef ds:uri="http://schemas.openxmlformats.org/officeDocument/2006/bibliography"/>
   </ds:schemaRefs>

--- a/CA1 - Strategic Thinking - Part 1.docx
+++ b/CA1 - Strategic Thinking - Part 1.docx
@@ -3,6 +3,9 @@
 <w:document xmlns:wpc="http://schemas.microsoft.com/office/word/2010/wordprocessingCanvas" xmlns:mc="http://schemas.openxmlformats.org/markup-compatibility/2006" xmlns:o="urn:schemas-microsoft-com:office:office" xmlns:r="http://schemas.openxmlformats.org/officeDocument/2006/relationships" xmlns:m="http://schemas.openxmlformats.org/officeDocument/2006/math" xmlns:v="urn:schemas-microsoft-com:vml" xmlns:wp14="http://schemas.microsoft.com/office/word/2010/wordprocessingDrawing" xmlns:wp="http://schemas.openxmlformats.org/drawingml/2006/wordprocessingDrawing" xmlns:w10="urn:schemas-microsoft-com:office:word" xmlns:w="http://schemas.openxmlformats.org/wordprocessingml/2006/main" xmlns:w14="http://schemas.microsoft.com/office/word/2010/wordml" xmlns:wpg="http://schemas.microsoft.com/office/word/2010/wordprocessingGroup" xmlns:wpi="http://schemas.microsoft.com/office/word/2010/wordprocessingInk" xmlns:wne="http://schemas.microsoft.com/office/word/2006/wordml" xmlns:wps="http://schemas.microsoft.com/office/word/2010/wordprocessingShape" mc:Ignorable="w14 wp14">
   <w:body>
     <w:p>
+      <w:pPr>
+        <w:jc w:val="both"/>
+      </w:pPr>
       <w:r>
         <w:rPr>
           <w:noProof/>
@@ -11,7 +14,7 @@
         <mc:AlternateContent>
           <mc:Choice Requires="wpg">
             <w:drawing>
-              <wp:anchor distT="0" distB="0" distL="114300" distR="114300" simplePos="0" relativeHeight="251659264" behindDoc="0" locked="0" layoutInCell="1" hidden="0" allowOverlap="1" wp14:anchorId="17182E05" wp14:editId="15AA23D4">
+              <wp:anchor distT="0" distB="0" distL="114300" distR="114300" simplePos="0" relativeHeight="251659264" behindDoc="0" locked="0" layoutInCell="1" hidden="0" allowOverlap="1" wp14:anchorId="4273F0FF" wp14:editId="74F132FC">
                 <wp:simplePos x="0" y="0"/>
                 <wp:positionH relativeFrom="page">
                   <wp:posOffset>428625</wp:posOffset>
@@ -150,7 +153,7 @@
           </mc:Choice>
           <mc:Fallback>
             <w:pict>
-              <v:group id="Group 1728545881" o:spid="_x0000_s1026" style="position:absolute;margin-left:33.75pt;margin-top:-92.15pt;width:18pt;height:819.15pt;z-index:251659264;mso-position-horizontal-relative:page;mso-position-vertical-relative:margin" coordorigin="52317" coordsize="2286,75600" o:gfxdata="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">
+              <v:group id="Group 1728545881" o:spid="_x0000_s1026" style="position:absolute;left:0;text-align:left;margin-left:33.75pt;margin-top:-92.15pt;width:18pt;height:819.15pt;z-index:251659264;mso-position-horizontal-relative:page;mso-position-vertical-relative:margin" coordorigin="52317" coordsize="2286,75600" o:gfxdata="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">
                 <v:group id="Group 150243782" o:spid="_x0000_s1027" style="position:absolute;left:52317;width:2286;height:75600" coordsize="2286,91440" o:gfxdata="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">
                   <v:rect id="Rectangle 1022607563" o:spid="_x0000_s1028" style="position:absolute;width:2286;height:91440;visibility:visible;mso-wrap-style:square;v-text-anchor:middle" o:gfxdata="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" filled="f" stroked="f">
                     <v:textbox inset="2.53958mm,2.53958mm,2.53958mm,2.53958mm">
@@ -201,7 +204,7 @@
           <w:lang w:val="pt-BR" w:eastAsia="pt-BR"/>
         </w:rPr>
         <w:drawing>
-          <wp:anchor distT="0" distB="0" distL="114300" distR="114300" simplePos="0" relativeHeight="251661312" behindDoc="0" locked="0" layoutInCell="1" hidden="0" allowOverlap="1" wp14:anchorId="3B2D345D" wp14:editId="503E9E0A">
+          <wp:anchor distT="0" distB="0" distL="114300" distR="114300" simplePos="0" relativeHeight="251661312" behindDoc="0" locked="0" layoutInCell="1" hidden="0" allowOverlap="1" wp14:anchorId="643DF145" wp14:editId="375DCA7F">
             <wp:simplePos x="0" y="0"/>
             <wp:positionH relativeFrom="margin">
               <wp:posOffset>4174490</wp:posOffset>
@@ -247,6 +250,7 @@
     </w:p>
     <w:p>
       <w:pPr>
+        <w:jc w:val="both"/>
         <w:rPr>
           <w:b/>
           <w:color w:val="156082"/>
@@ -293,6 +297,7 @@
           <w:p>
             <w:pPr>
               <w:spacing w:line="480" w:lineRule="auto"/>
+              <w:jc w:val="both"/>
               <w:rPr>
                 <w:ins w:id="0" w:author="naomie mboma" w:date="2026-04-19T22:07:00Z"/>
                 <w:i/>
@@ -314,6 +319,7 @@
           <w:p>
             <w:pPr>
               <w:spacing w:line="480" w:lineRule="auto"/>
+              <w:jc w:val="both"/>
               <w:rPr>
                 <w:i/>
                 <w:color w:val="002060"/>
@@ -360,6 +366,7 @@
             <w:pPr>
               <w:spacing w:line="480" w:lineRule="auto"/>
               <w:ind w:left="572" w:firstLine="141"/>
+              <w:jc w:val="both"/>
               <w:rPr>
                 <w:color w:val="000000"/>
                 <w:sz w:val="32"/>
@@ -384,6 +391,7 @@
           <w:p>
             <w:pPr>
               <w:spacing w:line="480" w:lineRule="auto"/>
+              <w:jc w:val="both"/>
               <w:rPr>
                 <w:ins w:id="1" w:author="naomie mboma" w:date="2026-04-19T22:07:00Z"/>
                 <w:i/>
@@ -405,6 +413,7 @@
           <w:p>
             <w:pPr>
               <w:spacing w:line="480" w:lineRule="auto"/>
+              <w:jc w:val="both"/>
               <w:rPr>
                 <w:i/>
                 <w:color w:val="156082"/>
@@ -437,6 +446,7 @@
           <w:p>
             <w:pPr>
               <w:spacing w:line="480" w:lineRule="auto"/>
+              <w:jc w:val="both"/>
               <w:rPr>
                 <w:color w:val="000000"/>
                 <w:sz w:val="32"/>
@@ -461,6 +471,7 @@
           <w:p>
             <w:pPr>
               <w:spacing w:line="480" w:lineRule="auto"/>
+              <w:jc w:val="both"/>
               <w:rPr>
                 <w:ins w:id="2" w:author="naomie mboma" w:date="2026-04-19T22:07:00Z"/>
                 <w:i/>
@@ -482,6 +493,7 @@
           <w:p>
             <w:pPr>
               <w:spacing w:line="480" w:lineRule="auto"/>
+              <w:jc w:val="both"/>
               <w:rPr>
                 <w:i/>
                 <w:color w:val="156082"/>
@@ -514,6 +526,7 @@
           <w:p>
             <w:pPr>
               <w:spacing w:line="480" w:lineRule="auto"/>
+              <w:jc w:val="both"/>
               <w:rPr>
                 <w:color w:val="000000"/>
                 <w:sz w:val="32"/>
@@ -538,6 +551,7 @@
           <w:p>
             <w:pPr>
               <w:spacing w:line="480" w:lineRule="auto"/>
+              <w:jc w:val="both"/>
               <w:rPr>
                 <w:ins w:id="3" w:author="naomie mboma" w:date="2026-04-19T22:10:00Z"/>
                 <w:i/>
@@ -560,6 +574,7 @@
             <w:pPr>
               <w:spacing w:line="480" w:lineRule="auto"/>
               <w:ind w:right="-108"/>
+              <w:jc w:val="both"/>
               <w:rPr>
                 <w:i/>
                 <w:color w:val="156082"/>
@@ -592,6 +607,7 @@
           <w:p>
             <w:pPr>
               <w:spacing w:line="480" w:lineRule="auto"/>
+              <w:jc w:val="both"/>
               <w:rPr>
                 <w:color w:val="000000"/>
                 <w:sz w:val="32"/>
@@ -616,6 +632,7 @@
           <w:p>
             <w:pPr>
               <w:spacing w:line="480" w:lineRule="auto"/>
+              <w:jc w:val="both"/>
               <w:rPr>
                 <w:ins w:id="4" w:author="naomie mboma" w:date="2026-04-19T22:10:00Z"/>
                 <w:i/>
@@ -637,6 +654,7 @@
           <w:p>
             <w:pPr>
               <w:spacing w:line="480" w:lineRule="auto"/>
+              <w:jc w:val="both"/>
               <w:rPr>
                 <w:i/>
                 <w:color w:val="156082"/>
@@ -681,6 +699,7 @@
           <w:p>
             <w:pPr>
               <w:spacing w:line="480" w:lineRule="auto"/>
+              <w:jc w:val="both"/>
               <w:rPr>
                 <w:color w:val="000000"/>
                 <w:sz w:val="32"/>
@@ -705,6 +724,7 @@
           <w:p>
             <w:pPr>
               <w:spacing w:line="480" w:lineRule="auto"/>
+              <w:jc w:val="both"/>
               <w:rPr>
                 <w:ins w:id="5" w:author="naomie mboma" w:date="2026-04-19T22:08:00Z"/>
                 <w:i/>
@@ -726,6 +746,7 @@
           <w:p>
             <w:pPr>
               <w:spacing w:line="480" w:lineRule="auto"/>
+              <w:jc w:val="both"/>
               <w:rPr>
                 <w:i/>
                 <w:color w:val="156082"/>
@@ -758,6 +779,7 @@
           <w:p>
             <w:pPr>
               <w:spacing w:line="480" w:lineRule="auto"/>
+              <w:jc w:val="both"/>
               <w:rPr>
                 <w:color w:val="000000"/>
                 <w:sz w:val="32"/>
@@ -782,6 +804,7 @@
           <w:p>
             <w:pPr>
               <w:spacing w:line="480" w:lineRule="auto"/>
+              <w:jc w:val="both"/>
               <w:rPr>
                 <w:ins w:id="6" w:author="naomie mboma" w:date="2026-04-19T22:08:00Z"/>
                 <w:i/>
@@ -803,6 +826,7 @@
           <w:p>
             <w:pPr>
               <w:spacing w:line="480" w:lineRule="auto"/>
+              <w:jc w:val="both"/>
               <w:rPr>
                 <w:i/>
                 <w:color w:val="156082"/>
@@ -835,6 +859,7 @@
           <w:p>
             <w:pPr>
               <w:spacing w:line="480" w:lineRule="auto"/>
+              <w:jc w:val="both"/>
               <w:rPr>
                 <w:color w:val="000000"/>
                 <w:sz w:val="32"/>
@@ -847,6 +872,30 @@
     </w:tbl>
     <w:p>
       <w:pPr>
+        <w:jc w:val="both"/>
+        <w:rPr>
+          <w:sz w:val="26"/>
+          <w:szCs w:val="26"/>
+        </w:rPr>
+      </w:pPr>
+      <w:r>
+        <w:rPr>
+          <w:sz w:val="28"/>
+          <w:szCs w:val="28"/>
+        </w:rPr>
+        <w:t xml:space="preserve">Link on GitHub: </w:t>
+      </w:r>
+      <w:r>
+        <w:rPr>
+          <w:sz w:val="26"/>
+          <w:szCs w:val="26"/>
+        </w:rPr>
+        <w:t>https://github.com/2026509-cpu/Strategic-Thinking</w:t>
+      </w:r>
+    </w:p>
+    <w:p>
+      <w:pPr>
+        <w:jc w:val="both"/>
         <w:rPr>
           <w:b/>
           <w:color w:val="156082"/>
@@ -854,19 +903,31 @@
           <w:szCs w:val="32"/>
         </w:rPr>
       </w:pPr>
-      <w:r>
+    </w:p>
+    <w:p>
+      <w:pPr>
+        <w:jc w:val="both"/>
         <w:rPr>
           <w:b/>
           <w:color w:val="156082"/>
           <w:sz w:val="32"/>
           <w:szCs w:val="32"/>
         </w:rPr>
+      </w:pPr>
+      <w:r>
+        <w:rPr>
+          <w:b/>
+          <w:color w:val="156082"/>
+          <w:sz w:val="32"/>
+          <w:szCs w:val="32"/>
+        </w:rPr>
         <w:lastRenderedPageBreak/>
         <w:t>Use of AI Tools</w:t>
       </w:r>
     </w:p>
     <w:p>
       <w:pPr>
+        <w:jc w:val="both"/>
         <w:rPr>
           <w:b/>
           <w:sz w:val="28"/>
@@ -911,7 +972,7 @@
           <w:sz w:val="28"/>
           <w:szCs w:val="28"/>
         </w:rPr>
-        <w:t xml:space="preserve"> to help</w:t>
+        <w:t xml:space="preserve"> to help me</w:t>
       </w:r>
       <w:r>
         <w:rPr>
@@ -919,7 +980,7 @@
           <w:sz w:val="28"/>
           <w:szCs w:val="28"/>
         </w:rPr>
-        <w:t xml:space="preserve"> understand the assessment requirements,</w:t>
+        <w:t xml:space="preserve"> understand the assessment requirements, explore and refine the project topic, structure the proposal, create the project timeline and architecture diagram, and review the final work.</w:t>
       </w:r>
       <w:r>
         <w:rPr>
@@ -927,10 +988,13 @@
           <w:sz w:val="28"/>
           <w:szCs w:val="28"/>
         </w:rPr>
-        <w:t xml:space="preserve"> exploring and refining the project topic, proposal structure, </w:t>
-      </w:r>
-    </w:p>
-    <w:p>
+        <w:t xml:space="preserve"> </w:t>
+      </w:r>
+    </w:p>
+    <w:p>
+      <w:pPr>
+        <w:jc w:val="both"/>
+      </w:pPr>
       <w:r>
         <w:rPr>
           <w:noProof/>
@@ -939,7 +1003,7 @@
         <mc:AlternateContent>
           <mc:Choice Requires="wps">
             <w:drawing>
-              <wp:anchor distT="0" distB="0" distL="114300" distR="114300" simplePos="0" relativeHeight="251660288" behindDoc="0" locked="0" layoutInCell="1" hidden="0" allowOverlap="1" wp14:anchorId="0D41BFB3" wp14:editId="2E63F63E">
+              <wp:anchor distT="0" distB="0" distL="114300" distR="114300" simplePos="0" relativeHeight="251660288" behindDoc="0" locked="0" layoutInCell="1" hidden="0" allowOverlap="1" wp14:anchorId="242E293A" wp14:editId="19F06DAA">
                 <wp:simplePos x="0" y="0"/>
                 <wp:positionH relativeFrom="margin">
                   <wp:align>center</wp:align>
@@ -1061,7 +1125,7 @@
           </mc:Choice>
           <mc:Fallback>
             <w:pict>
-              <v:rect id="Rectangle 1728545882" o:spid="_x0000_s1031" style="position:absolute;margin-left:0;margin-top:38.75pt;width:456.75pt;height:226.5pt;z-index:251660288;visibility:visible;mso-wrap-style:square;mso-wrap-distance-left:9pt;mso-wrap-distance-top:0;mso-wrap-distance-right:9pt;mso-wrap-distance-bottom:0;mso-position-horizontal:center;mso-position-horizontal-relative:margin;mso-position-vertical:absolute;mso-position-vertical-relative:text;v-text-anchor:top" o:gfxdata="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" fillcolor="white [3201]" strokecolor="#156082 [3204]" strokeweight="2.25pt">
+              <v:rect id="Rectangle 1728545882" o:spid="_x0000_s1031" style="position:absolute;left:0;text-align:left;margin-left:0;margin-top:38.75pt;width:456.75pt;height:226.5pt;z-index:251660288;visibility:visible;mso-wrap-style:square;mso-wrap-distance-left:9pt;mso-wrap-distance-top:0;mso-wrap-distance-right:9pt;mso-wrap-distance-bottom:0;mso-position-horizontal:center;mso-position-horizontal-relative:margin;mso-position-vertical:absolute;mso-position-vertical-relative:text;v-text-anchor:top" o:gfxdata="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" fillcolor="white [3201]" strokecolor="#156082 [3204]" strokeweight="2.25pt">
                 <v:stroke startarrowwidth="narrow" startarrowlength="short" endarrowwidth="narrow" endarrowlength="short" joinstyle="round"/>
                 <v:textbox inset="2.53958mm,1.2694mm,2.53958mm,1.2694mm">
                   <w:txbxContent>
@@ -1143,15 +1207,32 @@
         </mc:AlternateContent>
       </w:r>
     </w:p>
-    <w:p/>
-    <w:p/>
-    <w:p/>
-    <w:p/>
-    <w:p>
-      <w:pPr>
+    <w:p>
+      <w:pPr>
+        <w:jc w:val="both"/>
+      </w:pPr>
+    </w:p>
+    <w:p>
+      <w:pPr>
+        <w:jc w:val="both"/>
+      </w:pPr>
+    </w:p>
+    <w:p>
+      <w:pPr>
+        <w:jc w:val="both"/>
+      </w:pPr>
+    </w:p>
+    <w:p>
+      <w:pPr>
+        <w:jc w:val="both"/>
+      </w:pPr>
+    </w:p>
+    <w:p>
+      <w:pPr>
+        <w:jc w:val="both"/>
         <w:sectPr>
           <w:pgSz w:w="11906" w:h="16838"/>
-          <w:pgMar w:top="1134" w:right="1440" w:bottom="1440" w:left="1440" w:header="708" w:footer="708" w:gutter="0"/>
+          <w:pgMar w:top="1134" w:right="1440" w:bottom="284" w:left="1440" w:header="708" w:footer="708" w:gutter="0"/>
           <w:pgNumType w:start="1"/>
           <w:cols w:space="720"/>
         </w:sectPr>
@@ -1163,8 +1244,8 @@
           <w:rFonts w:ascii="Calibri" w:eastAsia="Calibri" w:hAnsi="Calibri" w:cs="Calibri"/>
           <w:color w:val="auto"/>
           <w:spacing w:val="0"/>
-          <w:sz w:val="22"/>
-          <w:szCs w:val="22"/>
+          <w:sz w:val="24"/>
+          <w:szCs w:val="24"/>
           <w:lang w:val="pt-BR"/>
         </w:rPr>
         <w:id w:val="704214613"/>
@@ -1177,8 +1258,6 @@
         <w:rPr>
           <w:b/>
           <w:bCs/>
-          <w:sz w:val="24"/>
-          <w:szCs w:val="24"/>
           <w:lang w:val="en-IE"/>
         </w:rPr>
       </w:sdtEndPr>
@@ -1186,18 +1265,34 @@
         <w:p>
           <w:pPr>
             <w:pStyle w:val="CabealhodoSumrio"/>
+            <w:jc w:val="both"/>
             <w:rPr>
-              <w:lang w:val="en-IE"/>
+              <w:sz w:val="24"/>
+              <w:szCs w:val="24"/>
+              <w:lang w:val="pt-BR"/>
             </w:rPr>
           </w:pPr>
+          <w:proofErr w:type="spellStart"/>
           <w:r>
             <w:rPr>
-              <w:lang w:val="en-IE"/>
+              <w:sz w:val="24"/>
+              <w:szCs w:val="24"/>
+              <w:lang w:val="pt-BR"/>
             </w:rPr>
             <w:t>Contents</w:t>
           </w:r>
+          <w:proofErr w:type="spellEnd"/>
         </w:p>
-        <w:p/>
+        <w:p>
+          <w:pPr>
+            <w:jc w:val="both"/>
+            <w:rPr>
+              <w:sz w:val="24"/>
+              <w:szCs w:val="24"/>
+              <w:lang w:val="pt-BR"/>
+            </w:rPr>
+          </w:pPr>
+        </w:p>
         <w:p>
           <w:pPr>
             <w:pStyle w:val="Sumrio1"/>
@@ -1208,6 +1303,7 @@
             <w:tabs>
               <w:tab w:val="right" w:leader="dot" w:pos="9016"/>
             </w:tabs>
+            <w:jc w:val="both"/>
             <w:rPr>
               <w:rFonts w:asciiTheme="minorHAnsi" w:eastAsiaTheme="minorEastAsia" w:hAnsiTheme="minorHAnsi" w:cstheme="minorBidi"/>
               <w:noProof/>
@@ -1255,59 +1351,7 @@
                 <w:szCs w:val="24"/>
               </w:rPr>
               <w:tab/>
-            </w:r>
-            <w:r>
-              <w:rPr>
-                <w:noProof/>
-                <w:webHidden/>
-                <w:sz w:val="24"/>
-                <w:szCs w:val="24"/>
-              </w:rPr>
-              <w:fldChar w:fldCharType="begin"/>
-            </w:r>
-            <w:r>
-              <w:rPr>
-                <w:noProof/>
-                <w:webHidden/>
-                <w:sz w:val="24"/>
-                <w:szCs w:val="24"/>
-              </w:rPr>
-              <w:instrText xml:space="preserve"> PAGEREF _Toc243237982 \h </w:instrText>
-            </w:r>
-            <w:r>
-              <w:rPr>
-                <w:noProof/>
-                <w:webHidden/>
-                <w:sz w:val="24"/>
-                <w:szCs w:val="24"/>
-              </w:rPr>
-            </w:r>
-            <w:r>
-              <w:rPr>
-                <w:noProof/>
-                <w:webHidden/>
-                <w:sz w:val="24"/>
-                <w:szCs w:val="24"/>
-              </w:rPr>
-              <w:fldChar w:fldCharType="separate"/>
-            </w:r>
-            <w:r>
-              <w:rPr>
-                <w:noProof/>
-                <w:webHidden/>
-                <w:sz w:val="24"/>
-                <w:szCs w:val="24"/>
-              </w:rPr>
               <w:t>1</w:t>
-            </w:r>
-            <w:r>
-              <w:rPr>
-                <w:noProof/>
-                <w:webHidden/>
-                <w:sz w:val="24"/>
-                <w:szCs w:val="24"/>
-              </w:rPr>
-              <w:fldChar w:fldCharType="end"/>
             </w:r>
           </w:hyperlink>
         </w:p>
@@ -1321,6 +1365,7 @@
             <w:tabs>
               <w:tab w:val="right" w:leader="dot" w:pos="9016"/>
             </w:tabs>
+            <w:jc w:val="both"/>
             <w:rPr>
               <w:rFonts w:asciiTheme="minorHAnsi" w:eastAsiaTheme="minorEastAsia" w:hAnsiTheme="minorHAnsi" w:cstheme="minorBidi"/>
               <w:noProof/>
@@ -1347,59 +1392,7 @@
                 <w:szCs w:val="24"/>
               </w:rPr>
               <w:tab/>
-            </w:r>
-            <w:r>
-              <w:rPr>
-                <w:noProof/>
-                <w:webHidden/>
-                <w:sz w:val="24"/>
-                <w:szCs w:val="24"/>
-              </w:rPr>
-              <w:fldChar w:fldCharType="begin"/>
-            </w:r>
-            <w:r>
-              <w:rPr>
-                <w:noProof/>
-                <w:webHidden/>
-                <w:sz w:val="24"/>
-                <w:szCs w:val="24"/>
-              </w:rPr>
-              <w:instrText xml:space="preserve"> PAGEREF _Toc243237982 \h </w:instrText>
-            </w:r>
-            <w:r>
-              <w:rPr>
-                <w:noProof/>
-                <w:webHidden/>
-                <w:sz w:val="24"/>
-                <w:szCs w:val="24"/>
-              </w:rPr>
-            </w:r>
-            <w:r>
-              <w:rPr>
-                <w:noProof/>
-                <w:webHidden/>
-                <w:sz w:val="24"/>
-                <w:szCs w:val="24"/>
-              </w:rPr>
-              <w:fldChar w:fldCharType="separate"/>
-            </w:r>
-            <w:r>
-              <w:rPr>
-                <w:noProof/>
-                <w:webHidden/>
-                <w:sz w:val="24"/>
-                <w:szCs w:val="24"/>
-              </w:rPr>
               <w:t>1</w:t>
-            </w:r>
-            <w:r>
-              <w:rPr>
-                <w:noProof/>
-                <w:webHidden/>
-                <w:sz w:val="24"/>
-                <w:szCs w:val="24"/>
-              </w:rPr>
-              <w:fldChar w:fldCharType="end"/>
             </w:r>
           </w:hyperlink>
         </w:p>
@@ -1413,12 +1406,11 @@
             <w:tabs>
               <w:tab w:val="right" w:leader="dot" w:pos="9016"/>
             </w:tabs>
+            <w:jc w:val="both"/>
             <w:rPr>
-              <w:rFonts w:asciiTheme="minorHAnsi" w:eastAsiaTheme="minorEastAsia" w:hAnsiTheme="minorHAnsi" w:cstheme="minorBidi"/>
               <w:noProof/>
               <w:sz w:val="24"/>
               <w:szCs w:val="24"/>
-              <w:lang w:val="pt-BR" w:eastAsia="pt-BR"/>
             </w:rPr>
           </w:pPr>
           <w:r>
@@ -1439,7 +1431,34 @@
                 <w:szCs w:val="24"/>
               </w:rPr>
               <w:tab/>
+              <w:t>1</w:t>
             </w:r>
+          </w:hyperlink>
+        </w:p>
+        <w:p>
+          <w:pPr>
+            <w:pStyle w:val="Sumrio1"/>
+            <w:tabs>
+              <w:tab w:val="right" w:leader="dot" w:pos="9016"/>
+            </w:tabs>
+            <w:ind w:left="851" w:hanging="491"/>
+            <w:jc w:val="both"/>
+            <w:rPr>
+              <w:noProof/>
+              <w:sz w:val="24"/>
+              <w:szCs w:val="24"/>
+            </w:rPr>
+          </w:pPr>
+          <w:r>
+            <w:rPr>
+              <w:noProof/>
+              <w:sz w:val="24"/>
+              <w:szCs w:val="24"/>
+              <w:lang w:val="pt-BR" w:eastAsia="pt-BR"/>
+            </w:rPr>
+            <w:t>3.1 Aim</w:t>
+          </w:r>
+          <w:hyperlink w:anchor="_Toc243237982" w:history="1">
             <w:r>
               <w:rPr>
                 <w:noProof/>
@@ -1447,8 +1466,37 @@
                 <w:sz w:val="24"/>
                 <w:szCs w:val="24"/>
               </w:rPr>
-              <w:fldChar w:fldCharType="begin"/>
+              <w:tab/>
+              <w:t>1</w:t>
             </w:r>
+          </w:hyperlink>
+        </w:p>
+        <w:p>
+          <w:pPr>
+            <w:pStyle w:val="Sumrio1"/>
+            <w:tabs>
+              <w:tab w:val="right" w:leader="dot" w:pos="9016"/>
+            </w:tabs>
+            <w:ind w:left="360"/>
+            <w:jc w:val="both"/>
+            <w:rPr>
+              <w:rFonts w:asciiTheme="minorHAnsi" w:eastAsiaTheme="minorEastAsia" w:hAnsiTheme="minorHAnsi" w:cstheme="minorBidi"/>
+              <w:noProof/>
+              <w:sz w:val="24"/>
+              <w:szCs w:val="24"/>
+              <w:lang w:val="pt-BR" w:eastAsia="pt-BR"/>
+            </w:rPr>
+          </w:pPr>
+          <w:r>
+            <w:rPr>
+              <w:noProof/>
+              <w:sz w:val="24"/>
+              <w:szCs w:val="24"/>
+              <w:lang w:val="pt-BR" w:eastAsia="pt-BR"/>
+            </w:rPr>
+            <w:t>3.2 Objectives</w:t>
+          </w:r>
+          <w:hyperlink w:anchor="_Toc243237982" w:history="1">
             <w:r>
               <w:rPr>
                 <w:noProof/>
@@ -1456,42 +1504,8 @@
                 <w:sz w:val="24"/>
                 <w:szCs w:val="24"/>
               </w:rPr>
-              <w:instrText xml:space="preserve"> PAGEREF _Toc243237982 \h </w:instrText>
-            </w:r>
-            <w:r>
-              <w:rPr>
-                <w:noProof/>
-                <w:webHidden/>
-                <w:sz w:val="24"/>
-                <w:szCs w:val="24"/>
-              </w:rPr>
-            </w:r>
-            <w:r>
-              <w:rPr>
-                <w:noProof/>
-                <w:webHidden/>
-                <w:sz w:val="24"/>
-                <w:szCs w:val="24"/>
-              </w:rPr>
-              <w:fldChar w:fldCharType="separate"/>
-            </w:r>
-            <w:r>
-              <w:rPr>
-                <w:noProof/>
-                <w:webHidden/>
-                <w:sz w:val="24"/>
-                <w:szCs w:val="24"/>
-              </w:rPr>
-              <w:t>1</w:t>
-            </w:r>
-            <w:r>
-              <w:rPr>
-                <w:noProof/>
-                <w:webHidden/>
-                <w:sz w:val="24"/>
-                <w:szCs w:val="24"/>
-              </w:rPr>
-              <w:fldChar w:fldCharType="end"/>
+              <w:tab/>
+              <w:t>2</w:t>
             </w:r>
           </w:hyperlink>
         </w:p>
@@ -1505,6 +1519,7 @@
             <w:tabs>
               <w:tab w:val="right" w:leader="dot" w:pos="9016"/>
             </w:tabs>
+            <w:jc w:val="both"/>
             <w:rPr>
               <w:rFonts w:asciiTheme="minorHAnsi" w:eastAsiaTheme="minorEastAsia" w:hAnsiTheme="minorHAnsi" w:cstheme="minorBidi"/>
               <w:noProof/>
@@ -1531,59 +1546,7 @@
                 <w:szCs w:val="24"/>
               </w:rPr>
               <w:tab/>
-            </w:r>
-            <w:r>
-              <w:rPr>
-                <w:noProof/>
-                <w:webHidden/>
-                <w:sz w:val="24"/>
-                <w:szCs w:val="24"/>
-              </w:rPr>
-              <w:fldChar w:fldCharType="begin"/>
-            </w:r>
-            <w:r>
-              <w:rPr>
-                <w:noProof/>
-                <w:webHidden/>
-                <w:sz w:val="24"/>
-                <w:szCs w:val="24"/>
-              </w:rPr>
-              <w:instrText xml:space="preserve"> PAGEREF _Toc243237982 \h </w:instrText>
-            </w:r>
-            <w:r>
-              <w:rPr>
-                <w:noProof/>
-                <w:webHidden/>
-                <w:sz w:val="24"/>
-                <w:szCs w:val="24"/>
-              </w:rPr>
-            </w:r>
-            <w:r>
-              <w:rPr>
-                <w:noProof/>
-                <w:webHidden/>
-                <w:sz w:val="24"/>
-                <w:szCs w:val="24"/>
-              </w:rPr>
-              <w:fldChar w:fldCharType="separate"/>
-            </w:r>
-            <w:r>
-              <w:rPr>
-                <w:noProof/>
-                <w:webHidden/>
-                <w:sz w:val="24"/>
-                <w:szCs w:val="24"/>
-              </w:rPr>
-              <w:t>1</w:t>
-            </w:r>
-            <w:r>
-              <w:rPr>
-                <w:noProof/>
-                <w:webHidden/>
-                <w:sz w:val="24"/>
-                <w:szCs w:val="24"/>
-              </w:rPr>
-              <w:fldChar w:fldCharType="end"/>
+              <w:t>2</w:t>
             </w:r>
           </w:hyperlink>
         </w:p>
@@ -1597,6 +1560,7 @@
             <w:tabs>
               <w:tab w:val="right" w:leader="dot" w:pos="9016"/>
             </w:tabs>
+            <w:jc w:val="both"/>
             <w:rPr>
               <w:rFonts w:asciiTheme="minorHAnsi" w:eastAsiaTheme="minorEastAsia" w:hAnsiTheme="minorHAnsi" w:cstheme="minorBidi"/>
               <w:noProof/>
@@ -1623,59 +1587,7 @@
                 <w:szCs w:val="24"/>
               </w:rPr>
               <w:tab/>
-            </w:r>
-            <w:r>
-              <w:rPr>
-                <w:noProof/>
-                <w:webHidden/>
-                <w:sz w:val="24"/>
-                <w:szCs w:val="24"/>
-              </w:rPr>
-              <w:fldChar w:fldCharType="begin"/>
-            </w:r>
-            <w:r>
-              <w:rPr>
-                <w:noProof/>
-                <w:webHidden/>
-                <w:sz w:val="24"/>
-                <w:szCs w:val="24"/>
-              </w:rPr>
-              <w:instrText xml:space="preserve"> PAGEREF _Toc243237982 \h </w:instrText>
-            </w:r>
-            <w:r>
-              <w:rPr>
-                <w:noProof/>
-                <w:webHidden/>
-                <w:sz w:val="24"/>
-                <w:szCs w:val="24"/>
-              </w:rPr>
-            </w:r>
-            <w:r>
-              <w:rPr>
-                <w:noProof/>
-                <w:webHidden/>
-                <w:sz w:val="24"/>
-                <w:szCs w:val="24"/>
-              </w:rPr>
-              <w:fldChar w:fldCharType="separate"/>
-            </w:r>
-            <w:r>
-              <w:rPr>
-                <w:noProof/>
-                <w:webHidden/>
-                <w:sz w:val="24"/>
-                <w:szCs w:val="24"/>
-              </w:rPr>
-              <w:t>1</w:t>
-            </w:r>
-            <w:r>
-              <w:rPr>
-                <w:noProof/>
-                <w:webHidden/>
-                <w:sz w:val="24"/>
-                <w:szCs w:val="24"/>
-              </w:rPr>
-              <w:fldChar w:fldCharType="end"/>
+              <w:t>3</w:t>
             </w:r>
           </w:hyperlink>
         </w:p>
@@ -1689,6 +1601,7 @@
             <w:tabs>
               <w:tab w:val="right" w:leader="dot" w:pos="9016"/>
             </w:tabs>
+            <w:jc w:val="both"/>
             <w:rPr>
               <w:rFonts w:asciiTheme="minorHAnsi" w:eastAsiaTheme="minorEastAsia" w:hAnsiTheme="minorHAnsi" w:cstheme="minorBidi"/>
               <w:noProof/>
@@ -1715,59 +1628,7 @@
                 <w:szCs w:val="24"/>
               </w:rPr>
               <w:tab/>
-            </w:r>
-            <w:r>
-              <w:rPr>
-                <w:noProof/>
-                <w:webHidden/>
-                <w:sz w:val="24"/>
-                <w:szCs w:val="24"/>
-              </w:rPr>
-              <w:fldChar w:fldCharType="begin"/>
-            </w:r>
-            <w:r>
-              <w:rPr>
-                <w:noProof/>
-                <w:webHidden/>
-                <w:sz w:val="24"/>
-                <w:szCs w:val="24"/>
-              </w:rPr>
-              <w:instrText xml:space="preserve"> PAGEREF _Toc243237982 \h </w:instrText>
-            </w:r>
-            <w:r>
-              <w:rPr>
-                <w:noProof/>
-                <w:webHidden/>
-                <w:sz w:val="24"/>
-                <w:szCs w:val="24"/>
-              </w:rPr>
-            </w:r>
-            <w:r>
-              <w:rPr>
-                <w:noProof/>
-                <w:webHidden/>
-                <w:sz w:val="24"/>
-                <w:szCs w:val="24"/>
-              </w:rPr>
-              <w:fldChar w:fldCharType="separate"/>
-            </w:r>
-            <w:r>
-              <w:rPr>
-                <w:noProof/>
-                <w:webHidden/>
-                <w:sz w:val="24"/>
-                <w:szCs w:val="24"/>
-              </w:rPr>
-              <w:t>1</w:t>
-            </w:r>
-            <w:r>
-              <w:rPr>
-                <w:noProof/>
-                <w:webHidden/>
-                <w:sz w:val="24"/>
-                <w:szCs w:val="24"/>
-              </w:rPr>
-              <w:fldChar w:fldCharType="end"/>
+              <w:t>4</w:t>
             </w:r>
           </w:hyperlink>
         </w:p>
@@ -1781,6 +1642,7 @@
             <w:tabs>
               <w:tab w:val="right" w:leader="dot" w:pos="9016"/>
             </w:tabs>
+            <w:jc w:val="both"/>
             <w:rPr>
               <w:rFonts w:asciiTheme="minorHAnsi" w:eastAsiaTheme="minorEastAsia" w:hAnsiTheme="minorHAnsi" w:cstheme="minorBidi"/>
               <w:noProof/>
@@ -1807,59 +1669,7 @@
                 <w:szCs w:val="24"/>
               </w:rPr>
               <w:tab/>
-            </w:r>
-            <w:r>
-              <w:rPr>
-                <w:noProof/>
-                <w:webHidden/>
-                <w:sz w:val="24"/>
-                <w:szCs w:val="24"/>
-              </w:rPr>
-              <w:fldChar w:fldCharType="begin"/>
-            </w:r>
-            <w:r>
-              <w:rPr>
-                <w:noProof/>
-                <w:webHidden/>
-                <w:sz w:val="24"/>
-                <w:szCs w:val="24"/>
-              </w:rPr>
-              <w:instrText xml:space="preserve"> PAGEREF _Toc243237982 \h </w:instrText>
-            </w:r>
-            <w:r>
-              <w:rPr>
-                <w:noProof/>
-                <w:webHidden/>
-                <w:sz w:val="24"/>
-                <w:szCs w:val="24"/>
-              </w:rPr>
-            </w:r>
-            <w:r>
-              <w:rPr>
-                <w:noProof/>
-                <w:webHidden/>
-                <w:sz w:val="24"/>
-                <w:szCs w:val="24"/>
-              </w:rPr>
-              <w:fldChar w:fldCharType="separate"/>
-            </w:r>
-            <w:r>
-              <w:rPr>
-                <w:noProof/>
-                <w:webHidden/>
-                <w:sz w:val="24"/>
-                <w:szCs w:val="24"/>
-              </w:rPr>
-              <w:t>1</w:t>
-            </w:r>
-            <w:r>
-              <w:rPr>
-                <w:noProof/>
-                <w:webHidden/>
-                <w:sz w:val="24"/>
-                <w:szCs w:val="24"/>
-              </w:rPr>
-              <w:fldChar w:fldCharType="end"/>
+              <w:t>4</w:t>
             </w:r>
           </w:hyperlink>
         </w:p>
@@ -1873,6 +1683,7 @@
             <w:tabs>
               <w:tab w:val="right" w:leader="dot" w:pos="9016"/>
             </w:tabs>
+            <w:jc w:val="both"/>
             <w:rPr>
               <w:rFonts w:asciiTheme="minorHAnsi" w:eastAsiaTheme="minorEastAsia" w:hAnsiTheme="minorHAnsi" w:cstheme="minorBidi"/>
               <w:noProof/>
@@ -1899,59 +1710,7 @@
                 <w:szCs w:val="24"/>
               </w:rPr>
               <w:tab/>
-            </w:r>
-            <w:r>
-              <w:rPr>
-                <w:noProof/>
-                <w:webHidden/>
-                <w:sz w:val="24"/>
-                <w:szCs w:val="24"/>
-              </w:rPr>
-              <w:fldChar w:fldCharType="begin"/>
-            </w:r>
-            <w:r>
-              <w:rPr>
-                <w:noProof/>
-                <w:webHidden/>
-                <w:sz w:val="24"/>
-                <w:szCs w:val="24"/>
-              </w:rPr>
-              <w:instrText xml:space="preserve"> PAGEREF _Toc243237982 \h </w:instrText>
-            </w:r>
-            <w:r>
-              <w:rPr>
-                <w:noProof/>
-                <w:webHidden/>
-                <w:sz w:val="24"/>
-                <w:szCs w:val="24"/>
-              </w:rPr>
-            </w:r>
-            <w:r>
-              <w:rPr>
-                <w:noProof/>
-                <w:webHidden/>
-                <w:sz w:val="24"/>
-                <w:szCs w:val="24"/>
-              </w:rPr>
-              <w:fldChar w:fldCharType="separate"/>
-            </w:r>
-            <w:r>
-              <w:rPr>
-                <w:noProof/>
-                <w:webHidden/>
-                <w:sz w:val="24"/>
-                <w:szCs w:val="24"/>
-              </w:rPr>
-              <w:t>1</w:t>
-            </w:r>
-            <w:r>
-              <w:rPr>
-                <w:noProof/>
-                <w:webHidden/>
-                <w:sz w:val="24"/>
-                <w:szCs w:val="24"/>
-              </w:rPr>
-              <w:fldChar w:fldCharType="end"/>
+              <w:t>4</w:t>
             </w:r>
           </w:hyperlink>
         </w:p>
@@ -1965,6 +1724,7 @@
             <w:tabs>
               <w:tab w:val="right" w:leader="dot" w:pos="9016"/>
             </w:tabs>
+            <w:jc w:val="both"/>
             <w:rPr>
               <w:rFonts w:asciiTheme="minorHAnsi" w:eastAsiaTheme="minorEastAsia" w:hAnsiTheme="minorHAnsi" w:cstheme="minorBidi"/>
               <w:noProof/>
@@ -1991,59 +1751,7 @@
                 <w:szCs w:val="24"/>
               </w:rPr>
               <w:tab/>
-            </w:r>
-            <w:r>
-              <w:rPr>
-                <w:noProof/>
-                <w:webHidden/>
-                <w:sz w:val="24"/>
-                <w:szCs w:val="24"/>
-              </w:rPr>
-              <w:fldChar w:fldCharType="begin"/>
-            </w:r>
-            <w:r>
-              <w:rPr>
-                <w:noProof/>
-                <w:webHidden/>
-                <w:sz w:val="24"/>
-                <w:szCs w:val="24"/>
-              </w:rPr>
-              <w:instrText xml:space="preserve"> PAGEREF _Toc243237982 \h </w:instrText>
-            </w:r>
-            <w:r>
-              <w:rPr>
-                <w:noProof/>
-                <w:webHidden/>
-                <w:sz w:val="24"/>
-                <w:szCs w:val="24"/>
-              </w:rPr>
-            </w:r>
-            <w:r>
-              <w:rPr>
-                <w:noProof/>
-                <w:webHidden/>
-                <w:sz w:val="24"/>
-                <w:szCs w:val="24"/>
-              </w:rPr>
-              <w:fldChar w:fldCharType="separate"/>
-            </w:r>
-            <w:r>
-              <w:rPr>
-                <w:noProof/>
-                <w:webHidden/>
-                <w:sz w:val="24"/>
-                <w:szCs w:val="24"/>
-              </w:rPr>
-              <w:t>1</w:t>
-            </w:r>
-            <w:r>
-              <w:rPr>
-                <w:noProof/>
-                <w:webHidden/>
-                <w:sz w:val="24"/>
-                <w:szCs w:val="24"/>
-              </w:rPr>
-              <w:fldChar w:fldCharType="end"/>
+              <w:t>5</w:t>
             </w:r>
           </w:hyperlink>
         </w:p>
@@ -2057,6 +1765,7 @@
             <w:tabs>
               <w:tab w:val="right" w:leader="dot" w:pos="9016"/>
             </w:tabs>
+            <w:jc w:val="both"/>
             <w:rPr>
               <w:rFonts w:asciiTheme="minorHAnsi" w:eastAsiaTheme="minorEastAsia" w:hAnsiTheme="minorHAnsi" w:cstheme="minorBidi"/>
               <w:noProof/>
@@ -2083,59 +1792,7 @@
                 <w:szCs w:val="24"/>
               </w:rPr>
               <w:tab/>
-            </w:r>
-            <w:r>
-              <w:rPr>
-                <w:noProof/>
-                <w:webHidden/>
-                <w:sz w:val="24"/>
-                <w:szCs w:val="24"/>
-              </w:rPr>
-              <w:fldChar w:fldCharType="begin"/>
-            </w:r>
-            <w:r>
-              <w:rPr>
-                <w:noProof/>
-                <w:webHidden/>
-                <w:sz w:val="24"/>
-                <w:szCs w:val="24"/>
-              </w:rPr>
-              <w:instrText xml:space="preserve"> PAGEREF _Toc243237982 \h </w:instrText>
-            </w:r>
-            <w:r>
-              <w:rPr>
-                <w:noProof/>
-                <w:webHidden/>
-                <w:sz w:val="24"/>
-                <w:szCs w:val="24"/>
-              </w:rPr>
-            </w:r>
-            <w:r>
-              <w:rPr>
-                <w:noProof/>
-                <w:webHidden/>
-                <w:sz w:val="24"/>
-                <w:szCs w:val="24"/>
-              </w:rPr>
-              <w:fldChar w:fldCharType="separate"/>
-            </w:r>
-            <w:r>
-              <w:rPr>
-                <w:noProof/>
-                <w:webHidden/>
-                <w:sz w:val="24"/>
-                <w:szCs w:val="24"/>
-              </w:rPr>
-              <w:t>1</w:t>
-            </w:r>
-            <w:r>
-              <w:rPr>
-                <w:noProof/>
-                <w:webHidden/>
-                <w:sz w:val="24"/>
-                <w:szCs w:val="24"/>
-              </w:rPr>
-              <w:fldChar w:fldCharType="end"/>
+              <w:t>5</w:t>
             </w:r>
           </w:hyperlink>
         </w:p>
@@ -2149,12 +1806,12 @@
             <w:tabs>
               <w:tab w:val="right" w:leader="dot" w:pos="9016"/>
             </w:tabs>
+            <w:jc w:val="both"/>
             <w:rPr>
-              <w:rFonts w:asciiTheme="minorHAnsi" w:eastAsiaTheme="minorEastAsia" w:hAnsiTheme="minorHAnsi" w:cstheme="minorBidi"/>
-              <w:noProof/>
+              <w:b/>
+              <w:bCs/>
               <w:sz w:val="24"/>
               <w:szCs w:val="24"/>
-              <w:lang w:val="pt-BR" w:eastAsia="pt-BR"/>
             </w:rPr>
           </w:pPr>
           <w:r>
@@ -2195,51 +1852,7 @@
                 <w:sz w:val="24"/>
                 <w:szCs w:val="24"/>
               </w:rPr>
-              <w:fldChar w:fldCharType="begin"/>
-            </w:r>
-            <w:r>
-              <w:rPr>
-                <w:noProof/>
-                <w:webHidden/>
-                <w:sz w:val="24"/>
-                <w:szCs w:val="24"/>
-              </w:rPr>
-              <w:instrText xml:space="preserve"> PAGEREF _Toc243237982 \h </w:instrText>
-            </w:r>
-            <w:r>
-              <w:rPr>
-                <w:noProof/>
-                <w:webHidden/>
-                <w:sz w:val="24"/>
-                <w:szCs w:val="24"/>
-              </w:rPr>
-            </w:r>
-            <w:r>
-              <w:rPr>
-                <w:noProof/>
-                <w:webHidden/>
-                <w:sz w:val="24"/>
-                <w:szCs w:val="24"/>
-              </w:rPr>
-              <w:fldChar w:fldCharType="separate"/>
-            </w:r>
-            <w:r>
-              <w:rPr>
-                <w:noProof/>
-                <w:webHidden/>
-                <w:sz w:val="24"/>
-                <w:szCs w:val="24"/>
-              </w:rPr>
-              <w:t>1</w:t>
-            </w:r>
-            <w:r>
-              <w:rPr>
-                <w:noProof/>
-                <w:webHidden/>
-                <w:sz w:val="24"/>
-                <w:szCs w:val="24"/>
-              </w:rPr>
-              <w:fldChar w:fldCharType="end"/>
+              <w:t>6</w:t>
             </w:r>
           </w:hyperlink>
           <w:r>
@@ -2252,41 +1865,232 @@
             <w:fldChar w:fldCharType="end"/>
           </w:r>
         </w:p>
+        <w:p>
+          <w:pPr>
+            <w:rPr>
+              <w:sz w:val="24"/>
+              <w:szCs w:val="24"/>
+            </w:rPr>
+          </w:pPr>
+          <w:r>
+            <w:rPr>
+              <w:sz w:val="24"/>
+              <w:szCs w:val="24"/>
+            </w:rPr>
+            <w:t xml:space="preserve">       11</w:t>
+          </w:r>
+          <w:r>
+            <w:rPr>
+              <w:sz w:val="24"/>
+              <w:szCs w:val="24"/>
+            </w:rPr>
+            <w:t xml:space="preserve">.1 </w:t>
+          </w:r>
+          <w:r>
+            <w:rPr>
+              <w:sz w:val="24"/>
+              <w:szCs w:val="24"/>
+            </w:rPr>
+            <w:t xml:space="preserve">Understanding the Assessment </w:t>
+          </w:r>
+          <w:proofErr w:type="gramStart"/>
+          <w:r>
+            <w:rPr>
+              <w:sz w:val="24"/>
+              <w:szCs w:val="24"/>
+            </w:rPr>
+            <w:t>Requirements</w:t>
+          </w:r>
+          <w:r>
+            <w:rPr>
+              <w:sz w:val="24"/>
+              <w:szCs w:val="24"/>
+            </w:rPr>
+            <w:t xml:space="preserve"> ..</w:t>
+          </w:r>
+          <w:proofErr w:type="gramEnd"/>
+          <w:r>
+            <w:rPr>
+              <w:sz w:val="24"/>
+              <w:szCs w:val="24"/>
+            </w:rPr>
+            <w:t>…………………………………………………….6</w:t>
+          </w:r>
+        </w:p>
+        <w:p>
+          <w:pPr>
+            <w:rPr>
+              <w:sz w:val="24"/>
+              <w:szCs w:val="24"/>
+            </w:rPr>
+          </w:pPr>
+          <w:r>
+            <w:rPr>
+              <w:sz w:val="24"/>
+              <w:szCs w:val="24"/>
+            </w:rPr>
+            <w:t xml:space="preserve">       11</w:t>
+          </w:r>
+          <w:r>
+            <w:rPr>
+              <w:sz w:val="24"/>
+              <w:szCs w:val="24"/>
+            </w:rPr>
+            <w:t xml:space="preserve">.2 </w:t>
+          </w:r>
+          <w:r>
+            <w:rPr>
+              <w:sz w:val="24"/>
+              <w:szCs w:val="24"/>
+            </w:rPr>
+            <w:t>Exploring and Refining the Project Topic</w:t>
+          </w:r>
+          <w:r>
+            <w:rPr>
+              <w:sz w:val="24"/>
+              <w:szCs w:val="24"/>
+            </w:rPr>
+            <w:t xml:space="preserve"> ………...…………………………………………………….6</w:t>
+          </w:r>
+        </w:p>
+        <w:p>
+          <w:pPr>
+            <w:rPr>
+              <w:sz w:val="24"/>
+              <w:szCs w:val="24"/>
+            </w:rPr>
+          </w:pPr>
+          <w:r>
+            <w:rPr>
+              <w:sz w:val="24"/>
+              <w:szCs w:val="24"/>
+            </w:rPr>
+            <w:t xml:space="preserve">       11</w:t>
+          </w:r>
+          <w:r>
+            <w:rPr>
+              <w:sz w:val="24"/>
+              <w:szCs w:val="24"/>
+            </w:rPr>
+            <w:t xml:space="preserve">.3 </w:t>
+          </w:r>
+          <w:r>
+            <w:rPr>
+              <w:sz w:val="24"/>
+              <w:szCs w:val="24"/>
+            </w:rPr>
+            <w:t>Proposal Structure</w:t>
+          </w:r>
+          <w:r>
+            <w:rPr>
+              <w:sz w:val="24"/>
+              <w:szCs w:val="24"/>
+            </w:rPr>
+            <w:t xml:space="preserve"> …………………………………………..…………………………………………………….7</w:t>
+          </w:r>
+        </w:p>
+        <w:p>
+          <w:pPr>
+            <w:rPr>
+              <w:sz w:val="24"/>
+              <w:szCs w:val="24"/>
+            </w:rPr>
+          </w:pPr>
+          <w:r>
+            <w:rPr>
+              <w:sz w:val="24"/>
+              <w:szCs w:val="24"/>
+            </w:rPr>
+            <w:t xml:space="preserve">       11</w:t>
+          </w:r>
+          <w:r>
+            <w:rPr>
+              <w:sz w:val="24"/>
+              <w:szCs w:val="24"/>
+            </w:rPr>
+            <w:t xml:space="preserve">.4 </w:t>
+          </w:r>
+          <w:r>
+            <w:rPr>
+              <w:sz w:val="24"/>
+              <w:szCs w:val="24"/>
+            </w:rPr>
+            <w:t>Timeline and Architecture Diagram</w:t>
+          </w:r>
+          <w:r>
+            <w:rPr>
+              <w:sz w:val="24"/>
+              <w:szCs w:val="24"/>
+            </w:rPr>
+            <w:t xml:space="preserve"> ………………...…………………………………………………….7</w:t>
+          </w:r>
+        </w:p>
+        <w:p>
+          <w:pPr>
+            <w:rPr>
+              <w:sz w:val="24"/>
+              <w:szCs w:val="24"/>
+            </w:rPr>
+          </w:pPr>
+          <w:r>
+            <w:rPr>
+              <w:sz w:val="24"/>
+              <w:szCs w:val="24"/>
+            </w:rPr>
+            <w:t xml:space="preserve">       11</w:t>
+          </w:r>
+          <w:r>
+            <w:rPr>
+              <w:sz w:val="24"/>
+              <w:szCs w:val="24"/>
+            </w:rPr>
+            <w:t xml:space="preserve">.5 </w:t>
+          </w:r>
+          <w:r>
+            <w:rPr>
+              <w:sz w:val="24"/>
+              <w:szCs w:val="24"/>
+            </w:rPr>
+            <w:t>Final Review</w:t>
+          </w:r>
+          <w:r>
+            <w:rPr>
+              <w:sz w:val="24"/>
+              <w:szCs w:val="24"/>
+            </w:rPr>
+            <w:t xml:space="preserve"> …………………………………………………….…………………………………………………….8</w:t>
+          </w:r>
+        </w:p>
       </w:sdtContent>
     </w:sdt>
-    <w:p/>
-    <w:p/>
-    <w:p>
-      <w:pPr>
-        <w:rPr>
-          <w:sz w:val="28"/>
-          <w:szCs w:val="28"/>
-        </w:rPr>
-      </w:pPr>
-      <w:r>
-        <w:rPr>
-          <w:sz w:val="28"/>
-          <w:szCs w:val="28"/>
-        </w:rPr>
-        <w:t xml:space="preserve">Link on GitHub: </w:t>
-      </w:r>
-      <w:hyperlink r:id="rId14" w:history="1">
-        <w:r>
-          <w:rPr>
-            <w:rStyle w:val="Hyperlink"/>
-            <w:sz w:val="28"/>
-            <w:szCs w:val="28"/>
-          </w:rPr>
-          <w:t>2026509-cpu/Strategic-Thinking</w:t>
-        </w:r>
-      </w:hyperlink>
-    </w:p>
-    <w:p/>
-    <w:p/>
-    <w:p/>
-    <w:p/>
-    <w:p>
-      <w:pPr>
+    <w:p>
+      <w:pPr>
+        <w:jc w:val="both"/>
+      </w:pPr>
+    </w:p>
+    <w:p>
+      <w:pPr>
+        <w:jc w:val="both"/>
+      </w:pPr>
+    </w:p>
+    <w:p>
+      <w:pPr>
+        <w:jc w:val="both"/>
+      </w:pPr>
+    </w:p>
+    <w:p>
+      <w:pPr>
+        <w:jc w:val="both"/>
+      </w:pPr>
+    </w:p>
+    <w:p>
+      <w:pPr>
+        <w:jc w:val="both"/>
+      </w:pPr>
+    </w:p>
+    <w:p>
+      <w:pPr>
+        <w:jc w:val="both"/>
         <w:rPr>
           <w:sz w:val="32"/>
           <w:szCs w:val="32"/>
@@ -2302,7 +2106,11 @@
         <w:t>Project Title</w:t>
       </w:r>
     </w:p>
-    <w:p/>
+    <w:p>
+      <w:pPr>
+        <w:jc w:val="both"/>
+      </w:pPr>
+    </w:p>
     <w:p>
       <w:pPr>
         <w:jc w:val="both"/>
@@ -2339,18 +2147,26 @@
         <w:t xml:space="preserve"> Stations</w:t>
       </w:r>
     </w:p>
-    <w:p/>
-    <w:p/>
-    <w:p/>
-    <w:p/>
-    <w:p/>
-    <w:p/>
-    <w:p/>
-    <w:p/>
-    <w:p>
-      <w:pPr>
+    <w:p>
+      <w:pPr>
+        <w:jc w:val="both"/>
+      </w:pPr>
+    </w:p>
+    <w:p>
+      <w:pPr>
+        <w:jc w:val="both"/>
+      </w:pPr>
+    </w:p>
+    <w:p>
+      <w:pPr>
+        <w:jc w:val="both"/>
+      </w:pPr>
+    </w:p>
+    <w:p>
+      <w:pPr>
+        <w:jc w:val="both"/>
         <w:sectPr>
-          <w:footerReference w:type="default" r:id="rId15"/>
+          <w:footerReference w:type="default" r:id="rId14"/>
           <w:pgSz w:w="11906" w:h="16838"/>
           <w:pgMar w:top="1440" w:right="1440" w:bottom="1440" w:left="1440" w:header="708" w:footer="708" w:gutter="0"/>
           <w:cols w:space="720"/>
@@ -2365,6 +2181,7 @@
           <w:numId w:val="8"/>
         </w:numPr>
         <w:spacing w:after="0"/>
+        <w:jc w:val="both"/>
         <w:rPr>
           <w:color w:val="auto"/>
         </w:rPr>
@@ -2379,10 +2196,15 @@
       </w:r>
       <w:bookmarkEnd w:id="7"/>
     </w:p>
-    <w:p/>
+    <w:p>
+      <w:pPr>
+        <w:jc w:val="both"/>
+      </w:pPr>
+    </w:p>
     <w:p>
       <w:pPr>
         <w:ind w:firstLine="284"/>
+        <w:jc w:val="both"/>
         <w:rPr>
           <w:sz w:val="28"/>
           <w:szCs w:val="28"/>
@@ -2409,20 +2231,9 @@
           <w:sz w:val="28"/>
           <w:szCs w:val="28"/>
         </w:rPr>
-        <w:t xml:space="preserve">cation where they collected it. </w:t>
-      </w:r>
-      <w:r>
-        <w:rPr>
-          <w:sz w:val="28"/>
-          <w:szCs w:val="28"/>
-        </w:rPr>
-        <w:t>The number of bicycles available at each station changes throughout the day, depending on how many bicycles are collected and returned by users. As a result, someone may arrive at a station and find no bicycles available, or find a station where all docking spaces are occupied by bicycles ready to be collected.</w:t>
-      </w:r>
-      <w:r>
-        <w:rPr>
-          <w:sz w:val="28"/>
-          <w:szCs w:val="28"/>
-        </w:rPr>
+        <w:t>cation where they collected it</w:t>
+      </w:r>
+      <w:r>
         <w:t xml:space="preserve"> </w:t>
       </w:r>
       <w:r>
@@ -2430,7 +2241,7 @@
           <w:sz w:val="28"/>
           <w:szCs w:val="28"/>
         </w:rPr>
-        <w:t xml:space="preserve">Focusing on the problem of users arriving at a station and finding no bicycles available, this project proposes using historical data from </w:t>
+        <w:t xml:space="preserve">(Dublin City Council, </w:t>
       </w:r>
       <w:proofErr w:type="spellStart"/>
       <w:r>
@@ -2438,6 +2249,36 @@
           <w:sz w:val="28"/>
           <w:szCs w:val="28"/>
         </w:rPr>
+        <w:t>n.d.</w:t>
+      </w:r>
+      <w:proofErr w:type="spellEnd"/>
+      <w:r>
+        <w:rPr>
+          <w:sz w:val="28"/>
+          <w:szCs w:val="28"/>
+        </w:rPr>
+        <w:t>)</w:t>
+      </w:r>
+      <w:r>
+        <w:rPr>
+          <w:sz w:val="28"/>
+          <w:szCs w:val="28"/>
+        </w:rPr>
+        <w:t xml:space="preserve">. </w:t>
+      </w:r>
+      <w:r>
+        <w:rPr>
+          <w:sz w:val="28"/>
+          <w:szCs w:val="28"/>
+        </w:rPr>
+        <w:t xml:space="preserve">Focusing on the problem of users arriving at a station and finding no bicycles available, this project proposes using data from </w:t>
+      </w:r>
+      <w:proofErr w:type="spellStart"/>
+      <w:r>
+        <w:rPr>
+          <w:sz w:val="28"/>
+          <w:szCs w:val="28"/>
+        </w:rPr>
         <w:t>DublinBikes</w:t>
       </w:r>
       <w:proofErr w:type="spellEnd"/>
@@ -2459,6 +2300,7 @@
     <w:p>
       <w:pPr>
         <w:ind w:firstLine="284"/>
+        <w:jc w:val="both"/>
       </w:pPr>
       <w:r>
         <w:rPr>
@@ -2472,18 +2314,19 @@
           <w:sz w:val="28"/>
           <w:szCs w:val="28"/>
         </w:rPr>
-        <w:t xml:space="preserve">icycle will still be available. </w:t>
-      </w:r>
-      <w:r>
-        <w:rPr>
-          <w:sz w:val="28"/>
-          <w:szCs w:val="28"/>
-        </w:rPr>
-        <w:t>The predictions will then be evaluated to determine whether they could help monitor station availability and support operational decision-making.</w:t>
-      </w:r>
-    </w:p>
-    <w:p/>
-    <w:p/>
+        <w:t>icycle will still be available.</w:t>
+      </w:r>
+    </w:p>
+    <w:p>
+      <w:pPr>
+        <w:jc w:val="both"/>
+      </w:pPr>
+    </w:p>
+    <w:p>
+      <w:pPr>
+        <w:jc w:val="both"/>
+      </w:pPr>
+    </w:p>
     <w:p>
       <w:pPr>
         <w:pStyle w:val="Ttulo1"/>
@@ -2492,6 +2335,7 @@
           <w:numId w:val="8"/>
         </w:numPr>
         <w:spacing w:after="0"/>
+        <w:jc w:val="both"/>
         <w:rPr>
           <w:color w:val="auto"/>
         </w:rPr>
@@ -2503,21 +2347,33 @@
         <w:t>Problem Definition</w:t>
       </w:r>
     </w:p>
-    <w:p/>
+    <w:p>
+      <w:pPr>
+        <w:jc w:val="both"/>
+      </w:pPr>
+    </w:p>
     <w:p>
       <w:pPr>
         <w:ind w:firstLine="284"/>
-        <w:rPr>
-          <w:sz w:val="28"/>
-          <w:szCs w:val="28"/>
-        </w:rPr>
-      </w:pPr>
-      <w:r>
-        <w:rPr>
-          <w:sz w:val="28"/>
-          <w:szCs w:val="28"/>
-        </w:rPr>
-        <w:t>Looking at the problem as a whole, one of the operational challenges of bicycle-sharing systems with fixed stations is maintaining a sufficient number of bicycle</w:t>
+        <w:jc w:val="both"/>
+        <w:rPr>
+          <w:sz w:val="28"/>
+          <w:szCs w:val="28"/>
+        </w:rPr>
+      </w:pPr>
+      <w:r>
+        <w:rPr>
+          <w:sz w:val="28"/>
+          <w:szCs w:val="28"/>
+        </w:rPr>
+        <w:t>One</w:t>
+      </w:r>
+      <w:r>
+        <w:rPr>
+          <w:sz w:val="28"/>
+          <w:szCs w:val="28"/>
+        </w:rPr>
+        <w:t xml:space="preserve"> of the operational challenges of bicycle-sharing systems with fixed stations is maintaining a sufficient number of bicycle</w:t>
       </w:r>
       <w:r>
         <w:rPr>
@@ -2545,69 +2401,26 @@
           <w:sz w:val="28"/>
           <w:szCs w:val="28"/>
         </w:rPr>
-        <w:t>By analysing station availability data, it may be possible to identify patterns that could help predict when these situations are likely to occur and potentially help prevent them.</w:t>
+        <w:t>Therefore, the business problem addressed in this project is to identify, in advance, which stations are at risk of running out of bicycles within a short period of time.</w:t>
+      </w:r>
+      <w:r>
+        <w:rPr>
+          <w:sz w:val="28"/>
+          <w:szCs w:val="28"/>
+        </w:rPr>
+        <w:t xml:space="preserve"> </w:t>
       </w:r>
     </w:p>
     <w:p>
       <w:pPr>
         <w:ind w:firstLine="284"/>
-        <w:rPr>
-          <w:sz w:val="28"/>
-          <w:szCs w:val="28"/>
-        </w:rPr>
-      </w:pPr>
-      <w:r>
-        <w:rPr>
-          <w:sz w:val="28"/>
-          <w:szCs w:val="28"/>
-        </w:rPr>
-        <w:t>Therefore, the business problem addressed in this project is to identify, in advance, which stations are at risk of running out of bicycles within a short period of time.</w:t>
-      </w:r>
-      <w:r>
-        <w:rPr>
-          <w:sz w:val="28"/>
-          <w:szCs w:val="28"/>
-        </w:rPr>
-        <w:t xml:space="preserve"> </w:t>
-      </w:r>
-      <w:r>
-        <w:rPr>
-          <w:sz w:val="28"/>
-          <w:szCs w:val="28"/>
-        </w:rPr>
-        <w:t xml:space="preserve">Using a dataset obtained from the data.gov.ie website, the project will evaluate classification models capable of predicting whether a </w:t>
-      </w:r>
-      <w:r>
-        <w:rPr>
-          <w:sz w:val="28"/>
-          <w:szCs w:val="28"/>
-        </w:rPr>
-        <w:lastRenderedPageBreak/>
-        <w:t>station will run out of bicycles within a 30-minute period.</w:t>
-      </w:r>
-      <w:r>
-        <w:rPr>
-          <w:sz w:val="28"/>
-          <w:szCs w:val="28"/>
-        </w:rPr>
-        <w:t xml:space="preserve"> </w:t>
-      </w:r>
-      <w:r>
-        <w:rPr>
-          <w:sz w:val="28"/>
-          <w:szCs w:val="28"/>
-        </w:rPr>
-        <w:t>It is important to note that the proposed system is not intended to replace human decision-making. Its purpose is to provide information that can support operational decisions rather than make them automatically.</w:t>
-      </w:r>
+        <w:jc w:val="both"/>
+      </w:pPr>
     </w:p>
     <w:p>
       <w:pPr>
         <w:ind w:firstLine="284"/>
-      </w:pPr>
-    </w:p>
-    <w:p>
-      <w:pPr>
-        <w:ind w:firstLine="284"/>
+        <w:jc w:val="both"/>
       </w:pPr>
     </w:p>
     <w:p>
@@ -2618,6 +2431,7 @@
           <w:numId w:val="8"/>
         </w:numPr>
         <w:spacing w:after="0"/>
+        <w:jc w:val="both"/>
         <w:rPr>
           <w:noProof/>
           <w:color w:val="auto"/>
@@ -2635,6 +2449,7 @@
     </w:p>
     <w:p>
       <w:pPr>
+        <w:jc w:val="both"/>
         <w:rPr>
           <w:lang w:val="pt-BR" w:eastAsia="pt-BR"/>
         </w:rPr>
@@ -2643,6 +2458,7 @@
     <w:p>
       <w:pPr>
         <w:ind w:firstLine="284"/>
+        <w:jc w:val="both"/>
         <w:rPr>
           <w:sz w:val="32"/>
           <w:szCs w:val="32"/>
@@ -2669,6 +2485,7 @@
     <w:p>
       <w:pPr>
         <w:ind w:firstLine="284"/>
+        <w:jc w:val="both"/>
         <w:rPr>
           <w:sz w:val="28"/>
           <w:szCs w:val="28"/>
@@ -2699,7 +2516,16 @@
           <w:szCs w:val="28"/>
           <w:lang w:eastAsia="pt-BR"/>
         </w:rPr>
-        <w:t xml:space="preserve"> station will have no bicycles available. The project will use historical station-status data, including the number of available bicycles, available docking spaces, station capacity and time-related information. The study will also assess the potential of these predictions to suppo</w:t>
+        <w:t xml:space="preserve"> station will have no bicycles available. The project will use historical station-status </w:t>
+      </w:r>
+      <w:r>
+        <w:rPr>
+          <w:sz w:val="28"/>
+          <w:szCs w:val="28"/>
+          <w:lang w:eastAsia="pt-BR"/>
+        </w:rPr>
+        <w:lastRenderedPageBreak/>
+        <w:t>data, including the number of available bicycles, available docking spaces, station capacity and time-related information. The study will also assess the potential of these predictions to suppo</w:t>
       </w:r>
       <w:r>
         <w:rPr>
@@ -2713,6 +2539,7 @@
     <w:p>
       <w:pPr>
         <w:ind w:firstLine="284"/>
+        <w:jc w:val="both"/>
         <w:rPr>
           <w:lang w:eastAsia="pt-BR"/>
         </w:rPr>
@@ -2721,6 +2548,7 @@
     <w:p>
       <w:pPr>
         <w:ind w:firstLine="284"/>
+        <w:jc w:val="both"/>
         <w:rPr>
           <w:sz w:val="32"/>
           <w:szCs w:val="32"/>
@@ -2738,6 +2566,7 @@
     </w:p>
     <w:p>
       <w:pPr>
+        <w:jc w:val="both"/>
         <w:rPr>
           <w:sz w:val="28"/>
           <w:szCs w:val="28"/>
@@ -2781,6 +2610,7 @@
     </w:p>
     <w:p>
       <w:pPr>
+        <w:jc w:val="both"/>
         <w:rPr>
           <w:sz w:val="28"/>
           <w:szCs w:val="28"/>
@@ -2824,6 +2654,7 @@
     </w:p>
     <w:p>
       <w:pPr>
+        <w:jc w:val="both"/>
         <w:rPr>
           <w:sz w:val="28"/>
           <w:szCs w:val="28"/>
@@ -2849,6 +2680,7 @@
     </w:p>
     <w:p>
       <w:pPr>
+        <w:jc w:val="both"/>
         <w:rPr>
           <w:sz w:val="28"/>
           <w:szCs w:val="28"/>
@@ -2874,6 +2706,7 @@
     </w:p>
     <w:p>
       <w:pPr>
+        <w:jc w:val="both"/>
         <w:rPr>
           <w:sz w:val="28"/>
           <w:szCs w:val="28"/>
@@ -2899,6 +2732,7 @@
     </w:p>
     <w:p>
       <w:pPr>
+        <w:jc w:val="both"/>
         <w:rPr>
           <w:lang w:eastAsia="pt-BR"/>
         </w:rPr>
@@ -2907,22 +2741,37 @@
     <w:p>
       <w:pPr>
         <w:ind w:firstLine="284"/>
-        <w:rPr>
-          <w:lang w:eastAsia="pt-BR"/>
-        </w:rPr>
-      </w:pPr>
-      <w:r>
-        <w:rPr>
-          <w:sz w:val="28"/>
-          <w:szCs w:val="28"/>
-          <w:lang w:eastAsia="pt-BR"/>
-        </w:rPr>
-        <w:t>From a business perspective, the objective is to support the earlier identification of stations at greater risk of running out of bicycles, providing information that could assist station-availability monitoring and operational planning.</w:t>
+        <w:jc w:val="both"/>
+        <w:rPr>
+          <w:sz w:val="28"/>
+          <w:szCs w:val="28"/>
+          <w:lang w:eastAsia="pt-BR"/>
+        </w:rPr>
+      </w:pPr>
+      <w:r>
+        <w:rPr>
+          <w:sz w:val="28"/>
+          <w:szCs w:val="28"/>
+          <w:lang w:eastAsia="pt-BR"/>
+        </w:rPr>
+        <w:t>The business objective is to support earlier identification of stations at risk of short-term bicycle unavailability, providing information that could assist availability monitoring and operational planning.</w:t>
       </w:r>
     </w:p>
     <w:p>
       <w:pPr>
         <w:ind w:firstLine="284"/>
+        <w:jc w:val="both"/>
+        <w:rPr>
+          <w:sz w:val="28"/>
+          <w:szCs w:val="28"/>
+          <w:lang w:eastAsia="pt-BR"/>
+        </w:rPr>
+      </w:pPr>
+    </w:p>
+    <w:p>
+      <w:pPr>
+        <w:ind w:firstLine="284"/>
+        <w:jc w:val="both"/>
         <w:rPr>
           <w:lang w:eastAsia="pt-BR"/>
         </w:rPr>
@@ -2936,6 +2785,7 @@
           <w:numId w:val="8"/>
         </w:numPr>
         <w:spacing w:after="0"/>
+        <w:jc w:val="both"/>
         <w:rPr>
           <w:noProof/>
           <w:color w:val="auto"/>
@@ -2953,6 +2803,7 @@
     </w:p>
     <w:p>
       <w:pPr>
+        <w:jc w:val="both"/>
         <w:rPr>
           <w:lang w:eastAsia="pt-BR"/>
         </w:rPr>
@@ -2961,6 +2812,7 @@
     <w:p>
       <w:pPr>
         <w:ind w:firstLine="284"/>
+        <w:jc w:val="both"/>
         <w:rPr>
           <w:sz w:val="28"/>
           <w:szCs w:val="28"/>
@@ -3015,28 +2867,13 @@
           <w:szCs w:val="28"/>
           <w:lang w:eastAsia="pt-BR"/>
         </w:rPr>
-        <w:t xml:space="preserve"> the evaluation of the results. </w:t>
-      </w:r>
-      <w:r>
-        <w:rPr>
-          <w:sz w:val="28"/>
-          <w:szCs w:val="28"/>
-          <w:lang w:eastAsia="pt-BR"/>
-        </w:rPr>
-        <w:t>The algorithms initially considered for this project are Logistic Regression, De</w:t>
-      </w:r>
-      <w:r>
-        <w:rPr>
-          <w:sz w:val="28"/>
-          <w:szCs w:val="28"/>
-          <w:lang w:eastAsia="pt-BR"/>
-        </w:rPr>
-        <w:t>cision Tree, and Random Forest.</w:t>
+        <w:t xml:space="preserve"> the evaluation of the results.</w:t>
       </w:r>
     </w:p>
     <w:p>
       <w:pPr>
         <w:ind w:firstLine="284"/>
+        <w:jc w:val="both"/>
         <w:rPr>
           <w:sz w:val="28"/>
           <w:szCs w:val="28"/>
@@ -3065,20 +2902,30 @@
           <w:szCs w:val="28"/>
           <w:lang w:eastAsia="pt-BR"/>
         </w:rPr>
-        <w:t>Real-time implementation, the prediction of individual user behaviour, weather conditions, and automated operational decision-making are also outside the initial scope of the project</w:t>
-      </w:r>
-      <w:r>
-        <w:rPr>
-          <w:sz w:val="28"/>
-          <w:szCs w:val="28"/>
-          <w:lang w:eastAsia="pt-BR"/>
-        </w:rPr>
-        <w:t>.</w:t>
+        <w:t xml:space="preserve">Real-time implementation, the prediction of individual user behaviour, </w:t>
+      </w:r>
+      <w:r>
+        <w:rPr>
+          <w:sz w:val="28"/>
+          <w:szCs w:val="28"/>
+          <w:lang w:eastAsia="pt-BR"/>
+        </w:rPr>
+        <w:lastRenderedPageBreak/>
+        <w:t>weather conditions, and automated operational decision-making are also outside the initial scope of the project.</w:t>
+      </w:r>
+      <w:r>
+        <w:rPr>
+          <w:sz w:val="28"/>
+          <w:szCs w:val="28"/>
+          <w:lang w:eastAsia="pt-BR"/>
+        </w:rPr>
+        <w:t xml:space="preserve"> </w:t>
       </w:r>
     </w:p>
     <w:p>
       <w:pPr>
         <w:ind w:firstLine="284"/>
+        <w:jc w:val="both"/>
         <w:rPr>
           <w:lang w:eastAsia="pt-BR"/>
         </w:rPr>
@@ -3087,6 +2934,7 @@
     <w:p>
       <w:pPr>
         <w:ind w:firstLine="284"/>
+        <w:jc w:val="both"/>
         <w:rPr>
           <w:lang w:eastAsia="pt-BR"/>
         </w:rPr>
@@ -3100,6 +2948,7 @@
           <w:numId w:val="8"/>
         </w:numPr>
         <w:spacing w:after="0"/>
+        <w:jc w:val="both"/>
         <w:rPr>
           <w:color w:val="auto"/>
         </w:rPr>
@@ -3111,9 +2960,201 @@
         <w:t>Methodology</w:t>
       </w:r>
     </w:p>
-    <w:p/>
-    <w:p/>
-    <w:p/>
+    <w:p>
+      <w:pPr>
+        <w:jc w:val="both"/>
+      </w:pPr>
+    </w:p>
+    <w:p>
+      <w:pPr>
+        <w:ind w:firstLine="284"/>
+        <w:jc w:val="both"/>
+        <w:rPr>
+          <w:sz w:val="28"/>
+          <w:szCs w:val="28"/>
+        </w:rPr>
+      </w:pPr>
+      <w:r>
+        <w:rPr>
+          <w:sz w:val="28"/>
+          <w:szCs w:val="28"/>
+        </w:rPr>
+        <w:t xml:space="preserve">This project will follow a structured data analytics and predictive modelling process. Historical </w:t>
+      </w:r>
+      <w:proofErr w:type="spellStart"/>
+      <w:r>
+        <w:rPr>
+          <w:sz w:val="28"/>
+          <w:szCs w:val="28"/>
+        </w:rPr>
+        <w:t>DublinBikes</w:t>
+      </w:r>
+      <w:proofErr w:type="spellEnd"/>
+      <w:r>
+        <w:rPr>
+          <w:sz w:val="28"/>
+          <w:szCs w:val="28"/>
+        </w:rPr>
+        <w:t xml:space="preserve"> station-status data will first be inspected, cleaned and prepared for analysis. Exploratory Data Analysis (EDA) will then be used to identify station-level and time-related patterns in bicycle availability. A binary target variable will be created to indicate whether a station has zero bicycles available 30 minutes after a given observation. Relevant features will include current bicycle availability, station capacity and time-related variables such as hour</w:t>
+      </w:r>
+      <w:r>
+        <w:rPr>
+          <w:sz w:val="28"/>
+          <w:szCs w:val="28"/>
+        </w:rPr>
+        <w:t xml:space="preserve"> of day and day of week.</w:t>
+      </w:r>
+    </w:p>
+    <w:p>
+      <w:pPr>
+        <w:ind w:firstLine="284"/>
+        <w:jc w:val="both"/>
+        <w:rPr>
+          <w:sz w:val="28"/>
+          <w:szCs w:val="28"/>
+        </w:rPr>
+      </w:pPr>
+      <w:r>
+        <w:rPr>
+          <w:sz w:val="28"/>
+          <w:szCs w:val="28"/>
+        </w:rPr>
+        <w:t>Because the data is ordered over time, earlier observations will be used for model development and later observations for evaluation, helping to reduce the risk of using future information to predict past events. Logistic Regression will be used as a baseline model and compared with Decision Tree and Random Forest classifiers.</w:t>
+      </w:r>
+      <w:r>
+        <w:rPr>
+          <w:sz w:val="28"/>
+          <w:szCs w:val="28"/>
+        </w:rPr>
+        <w:t xml:space="preserve"> </w:t>
+      </w:r>
+      <w:r>
+        <w:rPr>
+          <w:sz w:val="28"/>
+          <w:szCs w:val="28"/>
+        </w:rPr>
+        <w:t xml:space="preserve">Model performance will be evaluated using accuracy, precision and recall </w:t>
+      </w:r>
+      <w:proofErr w:type="gramStart"/>
+      <w:r>
+        <w:rPr>
+          <w:sz w:val="28"/>
+          <w:szCs w:val="28"/>
+        </w:rPr>
+        <w:t>to assess</w:t>
+      </w:r>
+      <w:proofErr w:type="gramEnd"/>
+      <w:r>
+        <w:rPr>
+          <w:sz w:val="28"/>
+          <w:szCs w:val="28"/>
+        </w:rPr>
+        <w:t xml:space="preserve"> the models' ability to correctly classify station stock-outs</w:t>
+      </w:r>
+      <w:r>
+        <w:rPr>
+          <w:sz w:val="28"/>
+          <w:szCs w:val="28"/>
+        </w:rPr>
+        <w:t xml:space="preserve">. </w:t>
+      </w:r>
+      <w:r>
+        <w:rPr>
+          <w:sz w:val="28"/>
+          <w:szCs w:val="28"/>
+        </w:rPr>
+        <w:t xml:space="preserve">Python, Pandas, </w:t>
+      </w:r>
+      <w:proofErr w:type="spellStart"/>
+      <w:r>
+        <w:rPr>
+          <w:sz w:val="28"/>
+          <w:szCs w:val="28"/>
+        </w:rPr>
+        <w:t>Matplotlib</w:t>
+      </w:r>
+      <w:proofErr w:type="spellEnd"/>
+      <w:r>
+        <w:rPr>
+          <w:sz w:val="28"/>
+          <w:szCs w:val="28"/>
+        </w:rPr>
+        <w:t xml:space="preserve"> and </w:t>
+      </w:r>
+      <w:proofErr w:type="spellStart"/>
+      <w:r>
+        <w:rPr>
+          <w:sz w:val="28"/>
+          <w:szCs w:val="28"/>
+        </w:rPr>
+        <w:t>Scikit</w:t>
+      </w:r>
+      <w:proofErr w:type="spellEnd"/>
+      <w:r>
+        <w:rPr>
+          <w:sz w:val="28"/>
+          <w:szCs w:val="28"/>
+        </w:rPr>
+        <w:t>-learn will be used for data preparation, analysis, visualisation, modelling and evaluation.</w:t>
+      </w:r>
+    </w:p>
+    <w:p>
+      <w:pPr>
+        <w:jc w:val="both"/>
+      </w:pPr>
+      <w:r>
+        <w:rPr>
+          <w:noProof/>
+          <w:lang w:val="pt-BR" w:eastAsia="pt-BR"/>
+        </w:rPr>
+        <w:drawing>
+          <wp:inline distT="0" distB="0" distL="0" distR="0" wp14:anchorId="37ABD332" wp14:editId="55D20718">
+            <wp:extent cx="4968815" cy="2796541"/>
+            <wp:effectExtent l="0" t="0" r="3810" b="3810"/>
+            <wp:docPr id="7" name="Imagem 7"/>
+            <wp:cNvGraphicFramePr>
+              <a:graphicFrameLocks xmlns:a="http://schemas.openxmlformats.org/drawingml/2006/main" noChangeAspect="1"/>
+            </wp:cNvGraphicFramePr>
+            <a:graphic xmlns:a="http://schemas.openxmlformats.org/drawingml/2006/main">
+              <a:graphicData uri="http://schemas.openxmlformats.org/drawingml/2006/picture">
+                <pic:pic xmlns:pic="http://schemas.openxmlformats.org/drawingml/2006/picture">
+                  <pic:nvPicPr>
+                    <pic:cNvPr id="0" name="Architecture Diagram.png"/>
+                    <pic:cNvPicPr/>
+                  </pic:nvPicPr>
+                  <pic:blipFill>
+                    <a:blip r:embed="rId15" cstate="print">
+                      <a:extLst>
+                        <a:ext uri="{28A0092B-C50C-407E-A947-70E740481C1C}">
+                          <a14:useLocalDpi xmlns:a14="http://schemas.microsoft.com/office/drawing/2010/main" val="0"/>
+                        </a:ext>
+                      </a:extLst>
+                    </a:blip>
+                    <a:stretch>
+                      <a:fillRect/>
+                    </a:stretch>
+                  </pic:blipFill>
+                  <pic:spPr>
+                    <a:xfrm>
+                      <a:off x="0" y="0"/>
+                      <a:ext cx="4981527" cy="2803695"/>
+                    </a:xfrm>
+                    <a:prstGeom prst="rect">
+                      <a:avLst/>
+                    </a:prstGeom>
+                  </pic:spPr>
+                </pic:pic>
+              </a:graphicData>
+            </a:graphic>
+          </wp:inline>
+        </w:drawing>
+      </w:r>
+    </w:p>
+    <w:p>
+      <w:pPr>
+        <w:jc w:val="both"/>
+      </w:pPr>
+    </w:p>
     <w:p>
       <w:pPr>
         <w:pStyle w:val="Ttulo1"/>
@@ -3122,6 +3163,7 @@
           <w:numId w:val="8"/>
         </w:numPr>
         <w:spacing w:after="0"/>
+        <w:jc w:val="both"/>
         <w:rPr>
           <w:noProof/>
           <w:color w:val="auto"/>
@@ -3134,11 +3176,13 @@
           <w:color w:val="auto"/>
           <w:lang w:val="pt-BR" w:eastAsia="pt-BR"/>
         </w:rPr>
+        <w:lastRenderedPageBreak/>
         <w:t>Data Sources</w:t>
       </w:r>
     </w:p>
     <w:p>
       <w:pPr>
+        <w:jc w:val="both"/>
         <w:rPr>
           <w:lang w:val="pt-BR" w:eastAsia="pt-BR"/>
         </w:rPr>
@@ -3146,13 +3190,112 @@
     </w:p>
     <w:p>
       <w:pPr>
-        <w:rPr>
-          <w:lang w:eastAsia="pt-BR"/>
-        </w:rPr>
-      </w:pPr>
-    </w:p>
-    <w:p>
-      <w:pPr>
+        <w:ind w:firstLine="284"/>
+        <w:jc w:val="both"/>
+        <w:rPr>
+          <w:lang w:eastAsia="pt-BR"/>
+        </w:rPr>
+      </w:pPr>
+      <w:r>
+        <w:rPr>
+          <w:sz w:val="28"/>
+          <w:szCs w:val="28"/>
+          <w:lang w:eastAsia="pt-BR"/>
+        </w:rPr>
+        <w:t>The primary data source for this project is the Dublin Bikes Historical Station Data published by Dublin City Council through Ireland’s Open Data Portal. The initial analysis will use the March 2026 dataset, which contains 625,668 station-status records in CSV format. The dataset includes timestamps, station identifiers, available bicycles, available docking spaces, station capacity, operational status and geographic information</w:t>
+      </w:r>
+      <w:r>
+        <w:t xml:space="preserve"> </w:t>
+      </w:r>
+      <w:r>
+        <w:rPr>
+          <w:sz w:val="28"/>
+          <w:szCs w:val="28"/>
+          <w:lang w:eastAsia="pt-BR"/>
+        </w:rPr>
+        <w:t>(Dublin City Council, 2026</w:t>
+      </w:r>
+      <w:r>
+        <w:rPr>
+          <w:sz w:val="28"/>
+          <w:szCs w:val="28"/>
+          <w:lang w:eastAsia="pt-BR"/>
+        </w:rPr>
+        <w:t>)</w:t>
+      </w:r>
+      <w:r>
+        <w:rPr>
+          <w:sz w:val="28"/>
+          <w:szCs w:val="28"/>
+          <w:lang w:eastAsia="pt-BR"/>
+        </w:rPr>
+        <w:t>. These variables are directly relevant to analysing bicycle availability and constructing the proposed 30-minute stock-out target. The dataset is publicly available under the Creative Commons Attribution 4.0 licence, allowing reuse with appropriate attribution</w:t>
+      </w:r>
+      <w:r>
+        <w:t xml:space="preserve"> </w:t>
+      </w:r>
+      <w:r>
+        <w:rPr>
+          <w:sz w:val="28"/>
+          <w:szCs w:val="28"/>
+          <w:lang w:eastAsia="pt-BR"/>
+        </w:rPr>
+        <w:t xml:space="preserve">(Creative Commons, </w:t>
+      </w:r>
+      <w:proofErr w:type="spellStart"/>
+      <w:r>
+        <w:rPr>
+          <w:sz w:val="28"/>
+          <w:szCs w:val="28"/>
+          <w:lang w:eastAsia="pt-BR"/>
+        </w:rPr>
+        <w:t>n.d.</w:t>
+      </w:r>
+      <w:proofErr w:type="spellEnd"/>
+      <w:r>
+        <w:rPr>
+          <w:sz w:val="28"/>
+          <w:szCs w:val="28"/>
+          <w:lang w:eastAsia="pt-BR"/>
+        </w:rPr>
+        <w:t>)</w:t>
+      </w:r>
+      <w:r>
+        <w:rPr>
+          <w:sz w:val="28"/>
+          <w:szCs w:val="28"/>
+          <w:lang w:eastAsia="pt-BR"/>
+        </w:rPr>
+        <w:t>. Additional historical months may be incorporated later if needed to assess model perform</w:t>
+      </w:r>
+      <w:r>
+        <w:rPr>
+          <w:sz w:val="28"/>
+          <w:szCs w:val="28"/>
+          <w:lang w:eastAsia="pt-BR"/>
+        </w:rPr>
+        <w:t>ance over a broader time period</w:t>
+      </w:r>
+      <w:r>
+        <w:rPr>
+          <w:sz w:val="28"/>
+          <w:szCs w:val="28"/>
+          <w:lang w:eastAsia="pt-BR"/>
+        </w:rPr>
+        <w:t>.</w:t>
+      </w:r>
+    </w:p>
+    <w:p>
+      <w:pPr>
+        <w:jc w:val="both"/>
+        <w:rPr>
+          <w:lang w:eastAsia="pt-BR"/>
+        </w:rPr>
+      </w:pPr>
+    </w:p>
+    <w:p>
+      <w:pPr>
+        <w:jc w:val="both"/>
         <w:rPr>
           <w:lang w:eastAsia="pt-BR"/>
         </w:rPr>
@@ -3166,6 +3309,7 @@
           <w:numId w:val="8"/>
         </w:numPr>
         <w:spacing w:after="0"/>
+        <w:jc w:val="both"/>
         <w:rPr>
           <w:color w:val="auto"/>
         </w:rPr>
@@ -3177,9 +3321,52 @@
         <w:t>Expected Deliverables</w:t>
       </w:r>
     </w:p>
-    <w:p/>
-    <w:p/>
-    <w:p/>
+    <w:p>
+      <w:pPr>
+        <w:jc w:val="both"/>
+      </w:pPr>
+    </w:p>
+    <w:p>
+      <w:pPr>
+        <w:ind w:firstLine="284"/>
+        <w:jc w:val="both"/>
+        <w:rPr>
+          <w:sz w:val="28"/>
+          <w:szCs w:val="28"/>
+        </w:rPr>
+      </w:pPr>
+      <w:r>
+        <w:rPr>
+          <w:sz w:val="28"/>
+          <w:szCs w:val="28"/>
+        </w:rPr>
+        <w:t>By the end of Semester 2, the project is expected to produce a cleaned analytical dataset, exploratory analysis, a reproducible 30-minute stock-out target, trained classification models, model comparison and evaluation, and a business-oriented interpretation of the findings. Python code and supporting documentation will be maintained i</w:t>
+      </w:r>
+      <w:r>
+        <w:rPr>
+          <w:sz w:val="28"/>
+          <w:szCs w:val="28"/>
+        </w:rPr>
+        <w:t>n the project GitHub repository</w:t>
+      </w:r>
+      <w:r>
+        <w:rPr>
+          <w:sz w:val="28"/>
+          <w:szCs w:val="28"/>
+        </w:rPr>
+        <w:t>.</w:t>
+      </w:r>
+    </w:p>
+    <w:p>
+      <w:pPr>
+        <w:jc w:val="both"/>
+      </w:pPr>
+    </w:p>
+    <w:p>
+      <w:pPr>
+        <w:jc w:val="both"/>
+      </w:pPr>
+    </w:p>
     <w:p>
       <w:pPr>
         <w:pStyle w:val="Ttulo1"/>
@@ -3188,6 +3375,7 @@
           <w:numId w:val="8"/>
         </w:numPr>
         <w:spacing w:after="0"/>
+        <w:jc w:val="both"/>
         <w:rPr>
           <w:color w:val="auto"/>
         </w:rPr>
@@ -3196,13 +3384,95 @@
         <w:rPr>
           <w:color w:val="auto"/>
         </w:rPr>
+        <w:t>Project Timeline</w:t>
+      </w:r>
+    </w:p>
+    <w:p>
+      <w:pPr>
+        <w:jc w:val="both"/>
+      </w:pPr>
+    </w:p>
+    <w:p>
+      <w:pPr>
+        <w:ind w:firstLine="284"/>
+        <w:jc w:val="both"/>
+        <w:rPr>
+          <w:sz w:val="28"/>
+          <w:szCs w:val="28"/>
+        </w:rPr>
+      </w:pPr>
+      <w:r>
+        <w:rPr>
+          <w:sz w:val="28"/>
+          <w:szCs w:val="28"/>
+        </w:rPr>
+        <w:t>The project will progress from data preparation and exploratory analysis to feature engineering, predictive modelling, evaluation and final documentation. The timeline below presents the planned sequence across the two semesters and may be updated when final project deadlines are confirmed.</w:t>
+      </w:r>
+    </w:p>
+    <w:p>
+      <w:pPr>
+        <w:ind w:firstLine="284"/>
+        <w:jc w:val="both"/>
+      </w:pPr>
+      <w:r>
+        <w:rPr>
+          <w:noProof/>
+          <w:lang w:val="pt-BR" w:eastAsia="pt-BR"/>
+        </w:rPr>
         <w:lastRenderedPageBreak/>
-        <w:t>Project Timeline</w:t>
-      </w:r>
-    </w:p>
-    <w:p/>
-    <w:p/>
-    <w:p/>
+        <w:drawing>
+          <wp:inline distT="0" distB="0" distL="0" distR="0" wp14:anchorId="75670D11" wp14:editId="0D6D2DDB">
+            <wp:extent cx="5731510" cy="2761615"/>
+            <wp:effectExtent l="0" t="0" r="2540" b="635"/>
+            <wp:docPr id="2" name="Imagem 2"/>
+            <wp:cNvGraphicFramePr>
+              <a:graphicFrameLocks xmlns:a="http://schemas.openxmlformats.org/drawingml/2006/main" noChangeAspect="1"/>
+            </wp:cNvGraphicFramePr>
+            <a:graphic xmlns:a="http://schemas.openxmlformats.org/drawingml/2006/main">
+              <a:graphicData uri="http://schemas.openxmlformats.org/drawingml/2006/picture">
+                <pic:pic xmlns:pic="http://schemas.openxmlformats.org/drawingml/2006/picture">
+                  <pic:nvPicPr>
+                    <pic:cNvPr id="0" name="Timeline.png"/>
+                    <pic:cNvPicPr/>
+                  </pic:nvPicPr>
+                  <pic:blipFill>
+                    <a:blip r:embed="rId16" cstate="print">
+                      <a:extLst>
+                        <a:ext uri="{28A0092B-C50C-407E-A947-70E740481C1C}">
+                          <a14:useLocalDpi xmlns:a14="http://schemas.microsoft.com/office/drawing/2010/main" val="0"/>
+                        </a:ext>
+                      </a:extLst>
+                    </a:blip>
+                    <a:stretch>
+                      <a:fillRect/>
+                    </a:stretch>
+                  </pic:blipFill>
+                  <pic:spPr>
+                    <a:xfrm>
+                      <a:off x="0" y="0"/>
+                      <a:ext cx="5731510" cy="2761615"/>
+                    </a:xfrm>
+                    <a:prstGeom prst="rect">
+                      <a:avLst/>
+                    </a:prstGeom>
+                  </pic:spPr>
+                </pic:pic>
+              </a:graphicData>
+            </a:graphic>
+          </wp:inline>
+        </w:drawing>
+      </w:r>
+    </w:p>
+    <w:p>
+      <w:pPr>
+        <w:jc w:val="both"/>
+      </w:pPr>
+    </w:p>
+    <w:p>
+      <w:pPr>
+        <w:jc w:val="both"/>
+      </w:pPr>
+    </w:p>
     <w:p>
       <w:pPr>
         <w:pStyle w:val="Ttulo1"/>
@@ -3211,6 +3481,7 @@
           <w:numId w:val="8"/>
         </w:numPr>
         <w:spacing w:after="0"/>
+        <w:jc w:val="both"/>
         <w:rPr>
           <w:color w:val="auto"/>
         </w:rPr>
@@ -3222,14 +3493,74 @@
         <w:t>Ethical and Legal Considerations</w:t>
       </w:r>
     </w:p>
-    <w:p/>
-    <w:p/>
-    <w:p/>
+    <w:p>
+      <w:pPr>
+        <w:jc w:val="both"/>
+      </w:pPr>
+    </w:p>
+    <w:p>
+      <w:pPr>
+        <w:ind w:firstLine="284"/>
+        <w:jc w:val="both"/>
+        <w:rPr>
+          <w:sz w:val="28"/>
+          <w:szCs w:val="28"/>
+        </w:rPr>
+      </w:pPr>
+      <w:r>
+        <w:rPr>
+          <w:sz w:val="28"/>
+          <w:szCs w:val="28"/>
+        </w:rPr>
+        <w:t xml:space="preserve">The project will use publicly available operational station data rather than individual customer records. The dataset does not include direct personal identifiers such as names or account details. It is published under the Creative Commons Attribution 4.0 licence, and appropriate credit will be given to Dublin City Council and the original source (Creative Commons, </w:t>
+      </w:r>
+      <w:proofErr w:type="spellStart"/>
+      <w:r>
+        <w:rPr>
+          <w:sz w:val="28"/>
+          <w:szCs w:val="28"/>
+        </w:rPr>
+        <w:t>n.d.</w:t>
+      </w:r>
+      <w:proofErr w:type="spellEnd"/>
+      <w:r>
+        <w:rPr>
+          <w:sz w:val="28"/>
+          <w:szCs w:val="28"/>
+        </w:rPr>
+        <w:t>; Dublin City Council, 2026). No attempt will be made to identify individual users. Project data will be stored securely and used for academic purposes. Model outputs will be interpreted as decision-support information rather than automated operational decisions. Data quality and differences between stations or time periods will be considere</w:t>
+      </w:r>
+      <w:r>
+        <w:rPr>
+          <w:sz w:val="28"/>
+          <w:szCs w:val="28"/>
+        </w:rPr>
+        <w:t>d when interpreting the results</w:t>
+      </w:r>
+      <w:r>
+        <w:rPr>
+          <w:sz w:val="28"/>
+          <w:szCs w:val="28"/>
+        </w:rPr>
+        <w:t>.</w:t>
+      </w:r>
+    </w:p>
+    <w:p>
+      <w:pPr>
+        <w:jc w:val="both"/>
+      </w:pPr>
+    </w:p>
+    <w:p>
+      <w:pPr>
+        <w:jc w:val="both"/>
+      </w:pPr>
+    </w:p>
     <w:p>
       <w:pPr>
         <w:pStyle w:val="Ttulo1"/>
         <w:spacing w:after="0"/>
         <w:ind w:left="720" w:hanging="436"/>
+        <w:jc w:val="both"/>
         <w:rPr>
           <w:noProof/>
           <w:color w:val="auto"/>
@@ -3247,20 +3578,232 @@
     </w:p>
     <w:p>
       <w:pPr>
-        <w:rPr>
-          <w:lang w:eastAsia="pt-BR"/>
-        </w:rPr>
-      </w:pPr>
-    </w:p>
-    <w:p>
-      <w:pPr>
-        <w:rPr>
-          <w:lang w:eastAsia="pt-BR"/>
-        </w:rPr>
-      </w:pPr>
-    </w:p>
-    <w:p>
-      <w:pPr>
+        <w:jc w:val="both"/>
+        <w:rPr>
+          <w:lang w:eastAsia="pt-BR"/>
+        </w:rPr>
+      </w:pPr>
+    </w:p>
+    <w:p>
+      <w:pPr>
+        <w:pStyle w:val="PargrafodaLista"/>
+        <w:ind w:left="284"/>
+        <w:jc w:val="both"/>
+        <w:rPr>
+          <w:sz w:val="26"/>
+          <w:szCs w:val="26"/>
+          <w:lang w:eastAsia="pt-BR"/>
+        </w:rPr>
+      </w:pPr>
+      <w:r>
+        <w:rPr>
+          <w:sz w:val="26"/>
+          <w:szCs w:val="26"/>
+          <w:lang w:eastAsia="pt-BR"/>
+        </w:rPr>
+        <w:t>Creative Commons (</w:t>
+      </w:r>
+      <w:proofErr w:type="spellStart"/>
+      <w:r>
+        <w:rPr>
+          <w:sz w:val="26"/>
+          <w:szCs w:val="26"/>
+          <w:lang w:eastAsia="pt-BR"/>
+        </w:rPr>
+        <w:t>n.d.</w:t>
+      </w:r>
+      <w:proofErr w:type="spellEnd"/>
+      <w:r>
+        <w:rPr>
+          <w:sz w:val="26"/>
+          <w:szCs w:val="26"/>
+          <w:lang w:eastAsia="pt-BR"/>
+        </w:rPr>
+        <w:t>) Attribution 4.0 International (CC BY 4.0). Available at: https://creativecommons.org/licenses/by/4.0/ (Accessed: 18 October 2026).</w:t>
+      </w:r>
+    </w:p>
+    <w:p>
+      <w:pPr>
+        <w:pStyle w:val="PargrafodaLista"/>
+        <w:ind w:left="284"/>
+        <w:jc w:val="both"/>
+        <w:rPr>
+          <w:sz w:val="26"/>
+          <w:szCs w:val="26"/>
+          <w:lang w:eastAsia="pt-BR"/>
+        </w:rPr>
+      </w:pPr>
+    </w:p>
+    <w:p>
+      <w:pPr>
+        <w:pStyle w:val="PargrafodaLista"/>
+        <w:ind w:left="284"/>
+        <w:jc w:val="both"/>
+        <w:rPr>
+          <w:sz w:val="26"/>
+          <w:szCs w:val="26"/>
+          <w:lang w:eastAsia="pt-BR"/>
+        </w:rPr>
+      </w:pPr>
+      <w:r>
+        <w:rPr>
+          <w:sz w:val="26"/>
+          <w:szCs w:val="26"/>
+          <w:lang w:eastAsia="pt-BR"/>
+        </w:rPr>
+        <w:lastRenderedPageBreak/>
+        <w:t>Dublin City Council (2026) Dublin Bikes Historical Station Data March 2026. Available at: https://data.gov.ie/dataset/dublinbikes-api/resource/33bbe7a6-3b30-49cf-a13d-0ef622dbedb1 (Accessed: 18 October 2026).</w:t>
+      </w:r>
+    </w:p>
+    <w:p>
+      <w:pPr>
+        <w:pStyle w:val="PargrafodaLista"/>
+        <w:ind w:left="284"/>
+        <w:jc w:val="both"/>
+        <w:rPr>
+          <w:sz w:val="26"/>
+          <w:szCs w:val="26"/>
+          <w:lang w:eastAsia="pt-BR"/>
+        </w:rPr>
+      </w:pPr>
+    </w:p>
+    <w:p>
+      <w:pPr>
+        <w:pStyle w:val="PargrafodaLista"/>
+        <w:ind w:left="284"/>
+        <w:jc w:val="both"/>
+        <w:rPr>
+          <w:sz w:val="26"/>
+          <w:szCs w:val="26"/>
+          <w:lang w:eastAsia="pt-BR"/>
+        </w:rPr>
+      </w:pPr>
+      <w:r>
+        <w:rPr>
+          <w:sz w:val="26"/>
+          <w:szCs w:val="26"/>
+          <w:lang w:eastAsia="pt-BR"/>
+        </w:rPr>
+        <w:t>Dublin City Council (</w:t>
+      </w:r>
+      <w:proofErr w:type="spellStart"/>
+      <w:r>
+        <w:rPr>
+          <w:sz w:val="26"/>
+          <w:szCs w:val="26"/>
+          <w:lang w:eastAsia="pt-BR"/>
+        </w:rPr>
+        <w:t>n.d.</w:t>
+      </w:r>
+      <w:proofErr w:type="spellEnd"/>
+      <w:r>
+        <w:rPr>
+          <w:sz w:val="26"/>
+          <w:szCs w:val="26"/>
+          <w:lang w:eastAsia="pt-BR"/>
+        </w:rPr>
+        <w:t>) Bike Sharing Services in Dublin. Available at: https://www.dublincity.ie/sports-and-healthy-living/walking-and-cycling-dublin/bike-sharing-services-dublin (Accessed: 18 October 2026).</w:t>
+      </w:r>
+    </w:p>
+    <w:p>
+      <w:pPr>
+        <w:pStyle w:val="PargrafodaLista"/>
+        <w:ind w:left="284"/>
+        <w:jc w:val="both"/>
+        <w:rPr>
+          <w:sz w:val="26"/>
+          <w:szCs w:val="26"/>
+          <w:lang w:eastAsia="pt-BR"/>
+        </w:rPr>
+      </w:pPr>
+    </w:p>
+    <w:p>
+      <w:pPr>
+        <w:pStyle w:val="PargrafodaLista"/>
+        <w:ind w:left="284"/>
+        <w:jc w:val="both"/>
+        <w:rPr>
+          <w:sz w:val="26"/>
+          <w:szCs w:val="26"/>
+          <w:lang w:eastAsia="pt-BR"/>
+        </w:rPr>
+      </w:pPr>
+      <w:proofErr w:type="spellStart"/>
+      <w:proofErr w:type="gramStart"/>
+      <w:r>
+        <w:rPr>
+          <w:sz w:val="26"/>
+          <w:szCs w:val="26"/>
+          <w:lang w:eastAsia="pt-BR"/>
+        </w:rPr>
+        <w:t>OpenAI</w:t>
+      </w:r>
+      <w:proofErr w:type="spellEnd"/>
+      <w:r>
+        <w:rPr>
+          <w:sz w:val="26"/>
+          <w:szCs w:val="26"/>
+          <w:lang w:eastAsia="pt-BR"/>
+        </w:rPr>
+        <w:t xml:space="preserve"> (2026) </w:t>
+      </w:r>
+      <w:proofErr w:type="spellStart"/>
+      <w:r>
+        <w:rPr>
+          <w:sz w:val="26"/>
+          <w:szCs w:val="26"/>
+          <w:lang w:eastAsia="pt-BR"/>
+        </w:rPr>
+        <w:t>ChatGPT</w:t>
+      </w:r>
+      <w:proofErr w:type="spellEnd"/>
+      <w:r>
+        <w:rPr>
+          <w:sz w:val="26"/>
+          <w:szCs w:val="26"/>
+          <w:lang w:eastAsia="pt-BR"/>
+        </w:rPr>
+        <w:t xml:space="preserve"> [Software].</w:t>
+      </w:r>
+      <w:proofErr w:type="gramEnd"/>
+      <w:r>
+        <w:rPr>
+          <w:sz w:val="26"/>
+          <w:szCs w:val="26"/>
+          <w:lang w:eastAsia="pt-BR"/>
+        </w:rPr>
+        <w:t xml:space="preserve"> </w:t>
+      </w:r>
+      <w:proofErr w:type="gramStart"/>
+      <w:r>
+        <w:rPr>
+          <w:sz w:val="26"/>
+          <w:szCs w:val="26"/>
+          <w:lang w:eastAsia="pt-BR"/>
+        </w:rPr>
+        <w:t>(Accessed: 18 October 2026).</w:t>
+      </w:r>
+      <w:proofErr w:type="gramEnd"/>
+      <w:r>
+        <w:rPr>
+          <w:sz w:val="26"/>
+          <w:szCs w:val="26"/>
+          <w:lang w:eastAsia="pt-BR"/>
+        </w:rPr>
+        <w:t xml:space="preserve"> See Appendix A for prompts used and text generated.</w:t>
+      </w:r>
+    </w:p>
+    <w:p>
+      <w:pPr>
+        <w:jc w:val="both"/>
+        <w:rPr>
+          <w:lang w:eastAsia="pt-BR"/>
+        </w:rPr>
+      </w:pPr>
+    </w:p>
+    <w:p>
+      <w:pPr>
+        <w:jc w:val="both"/>
         <w:rPr>
           <w:lang w:eastAsia="pt-BR"/>
         </w:rPr>
@@ -3270,6 +3813,7 @@
       <w:pPr>
         <w:pStyle w:val="Ttulo1"/>
         <w:spacing w:after="0"/>
+        <w:jc w:val="both"/>
         <w:rPr>
           <w:color w:val="auto"/>
         </w:rPr>
@@ -3295,9 +3839,14 @@
         <w:t xml:space="preserve"> Appendix</w:t>
       </w:r>
     </w:p>
-    <w:p/>
-    <w:p>
-      <w:pPr>
+    <w:p>
+      <w:pPr>
+        <w:jc w:val="both"/>
+      </w:pPr>
+    </w:p>
+    <w:p>
+      <w:pPr>
+        <w:jc w:val="both"/>
         <w:rPr>
           <w:sz w:val="32"/>
           <w:szCs w:val="32"/>
@@ -3327,6 +3876,7 @@
     </w:p>
     <w:p>
       <w:pPr>
+        <w:jc w:val="both"/>
         <w:rPr>
           <w:i/>
           <w:sz w:val="28"/>
@@ -3358,6 +3908,7 @@
     </w:p>
     <w:p>
       <w:pPr>
+        <w:jc w:val="both"/>
         <w:rPr>
           <w:sz w:val="28"/>
           <w:szCs w:val="28"/>
@@ -3371,7 +3922,7 @@
           <w:lang w:val="pt-BR" w:eastAsia="pt-BR"/>
         </w:rPr>
         <w:drawing>
-          <wp:inline distT="0" distB="0" distL="0" distR="0" wp14:anchorId="4BEA758D" wp14:editId="7CAC7191">
+          <wp:inline distT="0" distB="0" distL="0" distR="0" wp14:anchorId="3084D498" wp14:editId="72DCA13C">
             <wp:extent cx="5731510" cy="2432685"/>
             <wp:effectExtent l="0" t="0" r="2540" b="5715"/>
             <wp:docPr id="4" name="Imagem 4"/>
@@ -3386,7 +3937,7 @@
                     <pic:cNvPicPr/>
                   </pic:nvPicPr>
                   <pic:blipFill>
-                    <a:blip r:embed="rId16">
+                    <a:blip r:embed="rId17">
                       <a:extLst>
                         <a:ext uri="{28A0092B-C50C-407E-A947-70E740481C1C}">
                           <a14:useLocalDpi xmlns:a14="http://schemas.microsoft.com/office/drawing/2010/main" val="0"/>
@@ -3413,7 +3964,11 @@
         </w:drawing>
       </w:r>
     </w:p>
-    <w:p/>
+    <w:p>
+      <w:pPr>
+        <w:jc w:val="both"/>
+      </w:pPr>
+    </w:p>
     <w:p>
       <w:pPr>
         <w:pStyle w:val="PargrafodaLista"/>
@@ -3421,6 +3976,7 @@
           <w:ilvl w:val="1"/>
           <w:numId w:val="7"/>
         </w:numPr>
+        <w:jc w:val="both"/>
         <w:rPr>
           <w:sz w:val="32"/>
           <w:szCs w:val="32"/>
@@ -3431,43 +3987,53 @@
           <w:sz w:val="32"/>
           <w:szCs w:val="32"/>
         </w:rPr>
+        <w:t xml:space="preserve"> Exploring and Refining the Project Topic</w:t>
+      </w:r>
+    </w:p>
+    <w:p>
+      <w:pPr>
+        <w:jc w:val="both"/>
+        <w:rPr>
+          <w:i/>
+          <w:sz w:val="28"/>
+          <w:szCs w:val="28"/>
+        </w:rPr>
+      </w:pPr>
+      <w:r>
+        <w:rPr>
+          <w:i/>
+          <w:sz w:val="28"/>
+          <w:szCs w:val="28"/>
+        </w:rPr>
+        <w:t>‘’</w:t>
+      </w:r>
+      <w:r>
+        <w:rPr>
+          <w:i/>
+        </w:rPr>
+        <w:t xml:space="preserve"> </w:t>
+      </w:r>
+      <w:r>
+        <w:rPr>
+          <w:i/>
+          <w:sz w:val="28"/>
+          <w:szCs w:val="28"/>
+        </w:rPr>
+        <w:t xml:space="preserve">When I arrived in Ireland, I had a lot of trouble finding available bicycles at the bike-sharing stations; because of this, I decided to address the issue of bike </w:t>
+      </w:r>
+      <w:r>
+        <w:rPr>
+          <w:i/>
+          <w:sz w:val="28"/>
+          <w:szCs w:val="28"/>
+        </w:rPr>
         <w:lastRenderedPageBreak/>
-        <w:t xml:space="preserve"> Exploring and Refining the Project Topic</w:t>
-      </w:r>
-    </w:p>
-    <w:p>
-      <w:pPr>
-        <w:rPr>
-          <w:i/>
-          <w:sz w:val="28"/>
-          <w:szCs w:val="28"/>
-        </w:rPr>
-      </w:pPr>
-      <w:r>
-        <w:rPr>
-          <w:i/>
-          <w:sz w:val="28"/>
-          <w:szCs w:val="28"/>
-        </w:rPr>
-        <w:t>‘’</w:t>
-      </w:r>
-      <w:r>
-        <w:rPr>
-          <w:i/>
-        </w:rPr>
-        <w:t xml:space="preserve"> </w:t>
-      </w:r>
-      <w:r>
-        <w:rPr>
-          <w:i/>
-          <w:sz w:val="28"/>
-          <w:szCs w:val="28"/>
-        </w:rPr>
-        <w:t>When I arrived in Ireland, I had a lot of trouble finding available bicycles at the bike-sharing stations; because of this, I decided to address the issue of bike shortages at Dublin Bikes stations. The topic could be: "Dublin Bikes – Bike stock-out at stations." What do you think?’’</w:t>
-      </w:r>
-    </w:p>
-    <w:p>
-      <w:pPr>
+        <w:t>shortages at Dublin Bikes stations. The topic could be: "Dublin Bikes – Bike stock-out at stations." What do you think?’’</w:t>
+      </w:r>
+    </w:p>
+    <w:p>
+      <w:pPr>
+        <w:jc w:val="both"/>
         <w:rPr>
           <w:sz w:val="28"/>
           <w:szCs w:val="28"/>
@@ -3481,7 +4047,7 @@
           <w:lang w:val="pt-BR" w:eastAsia="pt-BR"/>
         </w:rPr>
         <w:drawing>
-          <wp:inline distT="0" distB="0" distL="0" distR="0" wp14:anchorId="7E8DD596" wp14:editId="2247DCE5">
+          <wp:inline distT="0" distB="0" distL="0" distR="0" wp14:anchorId="152268B8" wp14:editId="6418204D">
             <wp:extent cx="5731510" cy="2384425"/>
             <wp:effectExtent l="0" t="0" r="2540" b="0"/>
             <wp:docPr id="5" name="Imagem 5"/>
@@ -3496,7 +4062,7 @@
                     <pic:cNvPicPr/>
                   </pic:nvPicPr>
                   <pic:blipFill>
-                    <a:blip r:embed="rId17">
+                    <a:blip r:embed="rId18">
                       <a:extLst>
                         <a:ext uri="{28A0092B-C50C-407E-A947-70E740481C1C}">
                           <a14:useLocalDpi xmlns:a14="http://schemas.microsoft.com/office/drawing/2010/main" val="0"/>
@@ -3525,6 +4091,7 @@
     </w:p>
     <w:p>
       <w:pPr>
+        <w:jc w:val="both"/>
         <w:rPr>
           <w:sz w:val="28"/>
           <w:szCs w:val="28"/>
@@ -3538,6 +4105,7 @@
           <w:ilvl w:val="1"/>
           <w:numId w:val="7"/>
         </w:numPr>
+        <w:jc w:val="both"/>
         <w:rPr>
           <w:sz w:val="32"/>
           <w:szCs w:val="32"/>
@@ -3553,6 +4121,7 @@
     </w:p>
     <w:p>
       <w:pPr>
+        <w:jc w:val="both"/>
         <w:rPr>
           <w:i/>
           <w:sz w:val="28"/>
@@ -3602,6 +4171,7 @@
     </w:p>
     <w:p>
       <w:pPr>
+        <w:jc w:val="both"/>
         <w:rPr>
           <w:sz w:val="28"/>
           <w:szCs w:val="28"/>
@@ -3615,7 +4185,7 @@
           <w:lang w:val="pt-BR" w:eastAsia="pt-BR"/>
         </w:rPr>
         <w:drawing>
-          <wp:inline distT="0" distB="0" distL="0" distR="0" wp14:anchorId="39F20B58" wp14:editId="15A9F3C1">
+          <wp:inline distT="0" distB="0" distL="0" distR="0" wp14:anchorId="0C9C126D" wp14:editId="5A7B9B04">
             <wp:extent cx="5731510" cy="2404745"/>
             <wp:effectExtent l="0" t="0" r="2540" b="0"/>
             <wp:docPr id="6" name="Imagem 6"/>
@@ -3630,7 +4200,7 @@
                     <pic:cNvPicPr/>
                   </pic:nvPicPr>
                   <pic:blipFill>
-                    <a:blip r:embed="rId18">
+                    <a:blip r:embed="rId19">
                       <a:extLst>
                         <a:ext uri="{28A0092B-C50C-407E-A947-70E740481C1C}">
                           <a14:useLocalDpi xmlns:a14="http://schemas.microsoft.com/office/drawing/2010/main" val="0"/>
@@ -3659,18 +4229,309 @@
     </w:p>
     <w:p>
       <w:pPr>
-        <w:rPr>
-          <w:sz w:val="28"/>
-          <w:szCs w:val="28"/>
-        </w:rPr>
-      </w:pPr>
+        <w:jc w:val="both"/>
+        <w:rPr>
+          <w:sz w:val="28"/>
+          <w:szCs w:val="28"/>
+        </w:rPr>
+      </w:pPr>
+    </w:p>
+    <w:p>
+      <w:pPr>
+        <w:pStyle w:val="PargrafodaLista"/>
+        <w:numPr>
+          <w:ilvl w:val="1"/>
+          <w:numId w:val="7"/>
+        </w:numPr>
+        <w:jc w:val="both"/>
+        <w:rPr>
+          <w:sz w:val="32"/>
+          <w:szCs w:val="32"/>
+        </w:rPr>
+      </w:pPr>
+      <w:r>
+        <w:rPr>
+          <w:sz w:val="32"/>
+          <w:szCs w:val="32"/>
+        </w:rPr>
+        <w:t xml:space="preserve"> </w:t>
+      </w:r>
+      <w:r>
+        <w:rPr>
+          <w:sz w:val="32"/>
+          <w:szCs w:val="32"/>
+        </w:rPr>
+        <w:t>Timeline</w:t>
+      </w:r>
+      <w:r>
+        <w:rPr>
+          <w:sz w:val="32"/>
+          <w:szCs w:val="32"/>
+        </w:rPr>
+        <w:t xml:space="preserve"> and Architecture Diagram</w:t>
+      </w:r>
+    </w:p>
+    <w:p>
+      <w:pPr>
+        <w:jc w:val="both"/>
+        <w:rPr>
+          <w:i/>
+          <w:sz w:val="28"/>
+          <w:szCs w:val="28"/>
+        </w:rPr>
+      </w:pPr>
+      <w:r>
+        <w:rPr>
+          <w:i/>
+          <w:sz w:val="28"/>
+          <w:szCs w:val="28"/>
+        </w:rPr>
+        <w:t>‘’</w:t>
+      </w:r>
+      <w:r>
+        <w:rPr>
+          <w:i/>
+        </w:rPr>
+        <w:t xml:space="preserve"> </w:t>
+      </w:r>
+      <w:r>
+        <w:rPr>
+          <w:i/>
+          <w:sz w:val="28"/>
+          <w:szCs w:val="28"/>
+        </w:rPr>
+        <w:t xml:space="preserve">I need help creating a project timeline. The project will be carried out in a series of stages, starting with the review and preparation of the </w:t>
+      </w:r>
+      <w:proofErr w:type="spellStart"/>
+      <w:r>
+        <w:rPr>
+          <w:i/>
+          <w:sz w:val="28"/>
+          <w:szCs w:val="28"/>
+        </w:rPr>
+        <w:t>DublinBikes</w:t>
+      </w:r>
+      <w:proofErr w:type="spellEnd"/>
+      <w:r>
+        <w:rPr>
+          <w:i/>
+          <w:sz w:val="28"/>
+          <w:szCs w:val="28"/>
+        </w:rPr>
+        <w:t xml:space="preserve"> dataset, followed by exploratory analysis, feature engineering, and predictive </w:t>
+      </w:r>
+      <w:r>
+        <w:rPr>
+          <w:i/>
+          <w:sz w:val="28"/>
+          <w:szCs w:val="28"/>
+        </w:rPr>
+        <w:lastRenderedPageBreak/>
+        <w:t>model</w:t>
+      </w:r>
+      <w:r>
+        <w:rPr>
+          <w:i/>
+          <w:sz w:val="28"/>
+          <w:szCs w:val="28"/>
+        </w:rPr>
+        <w:t>l</w:t>
+      </w:r>
+      <w:r>
+        <w:rPr>
+          <w:i/>
+          <w:sz w:val="28"/>
+          <w:szCs w:val="28"/>
+        </w:rPr>
+        <w:t>ing. I’m envisioning a structure that includes an initial phase, an intermediate phase (or two), and a final phase—or something along those lines. Could you create a visual representation of a simple timeline that spans two semesters? Additionally, could you create a visual representation of the architecture diagram so that I can include it in the methodology section?</w:t>
+      </w:r>
+      <w:r>
+        <w:rPr>
+          <w:i/>
+          <w:sz w:val="28"/>
+          <w:szCs w:val="28"/>
+        </w:rPr>
+        <w:t>’’</w:t>
+      </w:r>
+    </w:p>
+    <w:p>
+      <w:pPr>
+        <w:jc w:val="both"/>
+        <w:rPr>
+          <w:sz w:val="28"/>
+          <w:szCs w:val="28"/>
+        </w:rPr>
+      </w:pPr>
+      <w:r>
+        <w:rPr>
+          <w:noProof/>
+          <w:sz w:val="28"/>
+          <w:szCs w:val="28"/>
+          <w:lang w:val="pt-BR" w:eastAsia="pt-BR"/>
+        </w:rPr>
+        <w:drawing>
+          <wp:inline distT="0" distB="0" distL="0" distR="0" wp14:anchorId="52F6C3DD" wp14:editId="5FC4E633">
+            <wp:extent cx="5731510" cy="2387600"/>
+            <wp:effectExtent l="0" t="0" r="2540" b="0"/>
+            <wp:docPr id="1" name="Imagem 1"/>
+            <wp:cNvGraphicFramePr>
+              <a:graphicFrameLocks xmlns:a="http://schemas.openxmlformats.org/drawingml/2006/main" noChangeAspect="1"/>
+            </wp:cNvGraphicFramePr>
+            <a:graphic xmlns:a="http://schemas.openxmlformats.org/drawingml/2006/main">
+              <a:graphicData uri="http://schemas.openxmlformats.org/drawingml/2006/picture">
+                <pic:pic xmlns:pic="http://schemas.openxmlformats.org/drawingml/2006/picture">
+                  <pic:nvPicPr>
+                    <pic:cNvPr id="0" name="Timeline and Architecture Diagram.png"/>
+                    <pic:cNvPicPr/>
+                  </pic:nvPicPr>
+                  <pic:blipFill>
+                    <a:blip r:embed="rId20">
+                      <a:extLst>
+                        <a:ext uri="{28A0092B-C50C-407E-A947-70E740481C1C}">
+                          <a14:useLocalDpi xmlns:a14="http://schemas.microsoft.com/office/drawing/2010/main" val="0"/>
+                        </a:ext>
+                      </a:extLst>
+                    </a:blip>
+                    <a:stretch>
+                      <a:fillRect/>
+                    </a:stretch>
+                  </pic:blipFill>
+                  <pic:spPr>
+                    <a:xfrm>
+                      <a:off x="0" y="0"/>
+                      <a:ext cx="5731510" cy="2387600"/>
+                    </a:xfrm>
+                    <a:prstGeom prst="rect">
+                      <a:avLst/>
+                    </a:prstGeom>
+                  </pic:spPr>
+                </pic:pic>
+              </a:graphicData>
+            </a:graphic>
+          </wp:inline>
+        </w:drawing>
+      </w:r>
+    </w:p>
+    <w:p>
+      <w:pPr>
+        <w:jc w:val="both"/>
+        <w:rPr>
+          <w:sz w:val="28"/>
+          <w:szCs w:val="28"/>
+        </w:rPr>
+      </w:pPr>
+    </w:p>
+    <w:p>
+      <w:pPr>
+        <w:pStyle w:val="PargrafodaLista"/>
+        <w:numPr>
+          <w:ilvl w:val="1"/>
+          <w:numId w:val="7"/>
+        </w:numPr>
+        <w:jc w:val="both"/>
+        <w:rPr>
+          <w:sz w:val="32"/>
+          <w:szCs w:val="32"/>
+        </w:rPr>
+      </w:pPr>
+      <w:r>
+        <w:rPr>
+          <w:sz w:val="32"/>
+          <w:szCs w:val="32"/>
+        </w:rPr>
+        <w:t xml:space="preserve"> Final Review</w:t>
+      </w:r>
+    </w:p>
+    <w:p>
+      <w:pPr>
+        <w:jc w:val="both"/>
+        <w:rPr>
+          <w:i/>
+          <w:sz w:val="28"/>
+          <w:szCs w:val="28"/>
+        </w:rPr>
+      </w:pPr>
+      <w:r>
+        <w:rPr>
+          <w:i/>
+          <w:sz w:val="28"/>
+          <w:szCs w:val="28"/>
+        </w:rPr>
+        <w:t>‘’</w:t>
+      </w:r>
+      <w:r>
+        <w:rPr>
+          <w:i/>
+        </w:rPr>
+        <w:t xml:space="preserve"> </w:t>
+      </w:r>
+      <w:r>
+        <w:rPr>
+          <w:i/>
+          <w:sz w:val="28"/>
+          <w:szCs w:val="28"/>
+        </w:rPr>
+        <w:t>Please check whether my work is fully aligned with the proposal and whether all requirements are being met, including the required word count.’’</w:t>
+      </w:r>
+    </w:p>
+    <w:p>
+      <w:pPr>
+        <w:jc w:val="both"/>
+      </w:pPr>
+      <w:r>
+        <w:rPr>
+          <w:noProof/>
+          <w:lang w:val="pt-BR" w:eastAsia="pt-BR"/>
+        </w:rPr>
+        <w:drawing>
+          <wp:inline distT="0" distB="0" distL="0" distR="0" wp14:anchorId="1FC02877" wp14:editId="29DD3353">
+            <wp:extent cx="5731510" cy="2401570"/>
+            <wp:effectExtent l="0" t="0" r="2540" b="0"/>
+            <wp:docPr id="3" name="Imagem 3"/>
+            <wp:cNvGraphicFramePr>
+              <a:graphicFrameLocks xmlns:a="http://schemas.openxmlformats.org/drawingml/2006/main" noChangeAspect="1"/>
+            </wp:cNvGraphicFramePr>
+            <a:graphic xmlns:a="http://schemas.openxmlformats.org/drawingml/2006/main">
+              <a:graphicData uri="http://schemas.openxmlformats.org/drawingml/2006/picture">
+                <pic:pic xmlns:pic="http://schemas.openxmlformats.org/drawingml/2006/picture">
+                  <pic:nvPicPr>
+                    <pic:cNvPr id="0" name="Final Review.png"/>
+                    <pic:cNvPicPr/>
+                  </pic:nvPicPr>
+                  <pic:blipFill>
+                    <a:blip r:embed="rId21">
+                      <a:extLst>
+                        <a:ext uri="{28A0092B-C50C-407E-A947-70E740481C1C}">
+                          <a14:useLocalDpi xmlns:a14="http://schemas.microsoft.com/office/drawing/2010/main" val="0"/>
+                        </a:ext>
+                      </a:extLst>
+                    </a:blip>
+                    <a:stretch>
+                      <a:fillRect/>
+                    </a:stretch>
+                  </pic:blipFill>
+                  <pic:spPr>
+                    <a:xfrm>
+                      <a:off x="0" y="0"/>
+                      <a:ext cx="5731510" cy="2401570"/>
+                    </a:xfrm>
+                    <a:prstGeom prst="rect">
+                      <a:avLst/>
+                    </a:prstGeom>
+                  </pic:spPr>
+                </pic:pic>
+              </a:graphicData>
+            </a:graphic>
+          </wp:inline>
+        </w:drawing>
+      </w:r>
     </w:p>
     <w:p>
       <w:bookmarkStart w:id="8" w:name="_GoBack"/>
       <w:bookmarkEnd w:id="8"/>
     </w:p>
     <w:sectPr>
-      <w:footerReference w:type="default" r:id="rId19"/>
+      <w:footerReference w:type="default" r:id="rId22"/>
       <w:pgSz w:w="11906" w:h="16838"/>
       <w:pgMar w:top="1440" w:right="1440" w:bottom="1276" w:left="1440" w:header="708" w:footer="708" w:gutter="0"/>
       <w:pgNumType w:start="1"/>
@@ -3788,7 +4649,7 @@
       <w:rPr>
         <w:noProof/>
       </w:rPr>
-      <w:t>5</w:t>
+      <w:t>1</w:t>
     </w:r>
     <w:r>
       <w:fldChar w:fldCharType="end"/>
@@ -7196,16 +8057,19 @@
   <a:extraClrSchemeLst/>
   <a:extLst>
     <a:ext uri="{05A4C25C-085E-4340-85A3-A5531E510DB2}">
-      <thm15:themeFamily xmlns="" xmlns:thm15="http://schemas.microsoft.com/office/thememl/2012/main" name="Office Theme" id="{62F939B6-93AF-4DB8-9C6B-D6C7DFDC589F}" vid="{4A3C46E8-61CC-4603-A589-7422A47A8E4A}"/>
+      <thm15:themeFamily xmlns:thm15="http://schemas.microsoft.com/office/thememl/2012/main" xmlns="" name="Office Theme" id="{62F939B6-93AF-4DB8-9C6B-D6C7DFDC589F}" vid="{4A3C46E8-61CC-4603-A589-7422A47A8E4A}"/>
     </a:ext>
   </a:extLst>
 </a:theme>
 </file>
 
 <file path=customXml/item1.xml><?xml version="1.0" encoding="utf-8"?>
-<go:gDocsCustomXmlDataStorage xmlns:go="http://customooxmlschemas.google.com/" xmlns:r="http://schemas.openxmlformats.org/officeDocument/2006/relationships" uri="GoogleDocsCustomDataVersion2">
-  <go:docsCustomData xmlns:go="http://customooxmlschemas.google.com/" roundtripDataSignature="AMtx7miehlgh2pzFvkmpnhkVaeODs3Wnuw==">CgMxLjAyCGguZ2pkZ3hzMgloLjMwajB6bGwyCWguMWZvYjl0ZTIJaC4zem55c2g3MgloLjJldDkycDAyDmgua2ZranMzcndsMmMxOAByITF6bEVRVXYyWkdtTjZWemdfYk5uaGpmb0x1c2hhYUo3dw==</go:docsCustomData>
-</go:gDocsCustomXmlDataStorage>
+<?mso-contentType ?>
+<FormTemplates xmlns="http://schemas.microsoft.com/sharepoint/v3/contenttype/forms">
+  <Display>DocumentLibraryForm</Display>
+  <Edit>DocumentLibraryForm</Edit>
+  <New>DocumentLibraryForm</New>
+</FormTemplates>
 </file>
 
 <file path=customXml/item2.xml><?xml version="1.0" encoding="utf-8"?>
@@ -7217,12 +8081,9 @@
 </file>
 
 <file path=customXml/item3.xml><?xml version="1.0" encoding="utf-8"?>
-<?mso-contentType ?>
-<FormTemplates xmlns="http://schemas.microsoft.com/sharepoint/v3/contenttype/forms">
-  <Display>DocumentLibraryForm</Display>
-  <Edit>DocumentLibraryForm</Edit>
-  <New>DocumentLibraryForm</New>
-</FormTemplates>
+<go:gDocsCustomXmlDataStorage xmlns:go="http://customooxmlschemas.google.com/" xmlns:r="http://schemas.openxmlformats.org/officeDocument/2006/relationships" uri="GoogleDocsCustomDataVersion2">
+  <go:docsCustomData xmlns:go="http://customooxmlschemas.google.com/" roundtripDataSignature="AMtx7miehlgh2pzFvkmpnhkVaeODs3Wnuw==">CgMxLjAyCGguZ2pkZ3hzMgloLjMwajB6bGwyCWguMWZvYjl0ZTIJaC4zem55c2g3MgloLjJldDkycDAyDmgua2ZranMzcndsMmMxOAByITF6bEVRVXYyWkdtTjZWemdfYk5uaGpmb0x1c2hhYUo3dw==</go:docsCustomData>
+</go:gDocsCustomXmlDataStorage>
 </file>
 
 <file path=customXml/item4.xml><?xml version="1.0" encoding="utf-8"?>
@@ -7380,10 +8241,9 @@
 </file>
 
 <file path=customXml/itemProps1.xml><?xml version="1.0" encoding="utf-8"?>
-<ds:datastoreItem xmlns:ds="http://schemas.openxmlformats.org/officeDocument/2006/customXml" ds:itemID="{11111111-1234-1234-1234-123412341234}">
+<ds:datastoreItem xmlns:ds="http://schemas.openxmlformats.org/officeDocument/2006/customXml" ds:itemID="{AD64260C-1345-4C21-A804-B9FBE7B91489}">
   <ds:schemaRefs>
-    <ds:schemaRef ds:uri="http://customooxmlschemas.google.com/"/>
-    <ds:schemaRef ds:uri="http://schemas.openxmlformats.org/officeDocument/2006/relationships"/>
+    <ds:schemaRef ds:uri="http://schemas.microsoft.com/sharepoint/v3/contenttype/forms"/>
   </ds:schemaRefs>
 </ds:datastoreItem>
 </file>
@@ -7399,9 +8259,10 @@
 </file>
 
 <file path=customXml/itemProps3.xml><?xml version="1.0" encoding="utf-8"?>
-<ds:datastoreItem xmlns:ds="http://schemas.openxmlformats.org/officeDocument/2006/customXml" ds:itemID="{AD64260C-1345-4C21-A804-B9FBE7B91489}">
+<ds:datastoreItem xmlns:ds="http://schemas.openxmlformats.org/officeDocument/2006/customXml" ds:itemID="{11111111-1234-1234-1234-123412341234}">
   <ds:schemaRefs>
-    <ds:schemaRef ds:uri="http://schemas.microsoft.com/sharepoint/v3/contenttype/forms"/>
+    <ds:schemaRef ds:uri="http://customooxmlschemas.google.com/"/>
+    <ds:schemaRef ds:uri="http://schemas.openxmlformats.org/officeDocument/2006/relationships"/>
   </ds:schemaRefs>
 </ds:datastoreItem>
 </file>
@@ -7425,7 +8286,7 @@
 </file>
 
 <file path=customXml/itemProps5.xml><?xml version="1.0" encoding="utf-8"?>
-<ds:datastoreItem xmlns:ds="http://schemas.openxmlformats.org/officeDocument/2006/customXml" ds:itemID="{3C2B7608-886A-4F88-88A4-E5C64843A6F7}">
+<ds:datastoreItem xmlns:ds="http://schemas.openxmlformats.org/officeDocument/2006/customXml" ds:itemID="{31C4111F-2EB8-4A94-8232-0B4C776335A8}">
   <ds:schemaRefs>
     <ds:schemaRef ds:uri="http://schemas.openxmlformats.org/officeDocument/2006/bibliography"/>
   </ds:schemaRefs>
